--- a/praktica/Зарипов ТЗ спортивный клуб.docx
+++ b/praktica/Зарипов ТЗ спортивный клуб.docx
@@ -5,7 +5,7 @@
     <w:p>
       <w:pPr>
         <w:spacing w:after="0" w:line="240" w:lineRule="auto"/>
-        <w:ind w:right="0"/>
+        <w:ind w:left="0" w:right="0" w:firstLine="709"/>
         <w:jc w:val="right"/>
         <w:rPr>
           <w:rFonts w:ascii="Times New Roman" w:hAnsi="Times New Roman" w:cs="Times New Roman"/>
@@ -23,7 +23,7 @@
     <w:p>
       <w:pPr>
         <w:spacing w:after="0" w:line="240" w:lineRule="auto"/>
-        <w:ind w:right="0"/>
+        <w:ind w:left="0" w:right="0" w:firstLine="709"/>
         <w:jc w:val="right"/>
         <w:rPr>
           <w:rFonts w:ascii="Times New Roman" w:hAnsi="Times New Roman" w:cs="Times New Roman"/>
@@ -41,7 +41,7 @@
     <w:p>
       <w:pPr>
         <w:spacing w:after="0" w:line="240" w:lineRule="auto"/>
-        <w:ind w:left="0" w:right="0" w:firstLine="0"/>
+        <w:ind w:left="0" w:right="0" w:firstLine="709"/>
         <w:jc w:val="right"/>
         <w:rPr>
           <w:rFonts w:ascii="Times New Roman" w:hAnsi="Times New Roman" w:cs="Times New Roman"/>
@@ -59,7 +59,7 @@
     <w:p>
       <w:pPr>
         <w:spacing w:after="0" w:line="240" w:lineRule="auto"/>
-        <w:ind w:left="0" w:right="0" w:firstLine="0"/>
+        <w:ind w:left="0" w:right="0" w:firstLine="709"/>
         <w:jc w:val="center"/>
         <w:rPr>
           <w:rFonts w:ascii="Times New Roman" w:hAnsi="Times New Roman" w:cs="Times New Roman"/>
@@ -78,7 +78,7 @@
     <w:p>
       <w:pPr>
         <w:spacing w:after="0" w:line="240" w:lineRule="auto"/>
-        <w:ind w:left="0" w:right="0" w:firstLine="0"/>
+        <w:ind w:left="0" w:right="0" w:firstLine="709"/>
         <w:jc w:val="center"/>
         <w:rPr>
           <w:rFonts w:ascii="Times New Roman" w:hAnsi="Times New Roman" w:cs="Times New Roman"/>
@@ -97,7 +97,7 @@
     <w:p>
       <w:pPr>
         <w:spacing w:after="0" w:line="240" w:lineRule="auto"/>
-        <w:ind w:left="0" w:right="0" w:firstLine="0"/>
+        <w:ind w:left="0" w:right="0" w:firstLine="709"/>
         <w:jc w:val="center"/>
         <w:rPr>
           <w:rFonts w:ascii="Times New Roman" w:hAnsi="Times New Roman" w:cs="Times New Roman"/>
@@ -115,7 +115,7 @@
     <w:p>
       <w:pPr>
         <w:spacing w:after="0" w:line="240" w:lineRule="auto"/>
-        <w:ind w:left="0" w:right="0" w:firstLine="0"/>
+        <w:ind w:left="0" w:right="0" w:firstLine="709"/>
         <w:jc w:val="center"/>
         <w:rPr>
           <w:rFonts w:ascii="Times New Roman" w:hAnsi="Times New Roman" w:cs="Times New Roman"/>
@@ -142,7 +142,7 @@
     <w:p>
       <w:pPr>
         <w:spacing w:after="0" w:line="240" w:lineRule="auto"/>
-        <w:ind w:left="0" w:right="0" w:firstLine="0"/>
+        <w:ind w:left="0" w:right="0" w:firstLine="709"/>
         <w:jc w:val="center"/>
         <w:rPr>
           <w:rFonts w:ascii="Times New Roman" w:hAnsi="Times New Roman" w:cs="Times New Roman"/>
@@ -154,7 +154,7 @@
     <w:p>
       <w:pPr>
         <w:spacing w:after="0" w:line="240" w:lineRule="auto"/>
-        <w:ind w:left="0" w:right="0" w:firstLine="0"/>
+        <w:ind w:left="0" w:right="0" w:firstLine="709"/>
         <w:jc w:val="center"/>
         <w:rPr>
           <w:rFonts w:ascii="Times New Roman" w:hAnsi="Times New Roman" w:cs="Times New Roman"/>
@@ -165,7 +165,7 @@
     <w:p>
       <w:pPr>
         <w:spacing w:after="0" w:line="240" w:lineRule="auto"/>
-        <w:ind w:right="0"/>
+        <w:ind w:left="0" w:right="0" w:firstLine="709"/>
         <w:jc w:val="center"/>
         <w:rPr>
           <w:rFonts w:ascii="Times New Roman" w:hAnsi="Times New Roman" w:cs="Times New Roman"/>
@@ -193,6 +193,7 @@
           <w:docPartGallery w:val="Table of Contents"/>
         </w:docPartObj>
       </w:sdtPr>
+      <w:sdtEndPr/>
       <w:sdtContent>
         <w:p>
           <w:pPr>
@@ -201,9 +202,9 @@
               <w:tab w:val="right" w:leader="dot" w:pos="10196"/>
             </w:tabs>
             <w:spacing w:after="0" w:line="240" w:lineRule="auto"/>
-            <w:ind w:right="737" w:hanging="11"/>
+            <w:ind w:left="0" w:right="0" w:firstLine="709"/>
             <w:rPr>
-              <w:rFonts w:asciiTheme="minorHAnsi" w:eastAsiaTheme="minorEastAsia" w:hAnsiTheme="minorHAnsi" w:cstheme="minorBidi"/>
+              <w:rFonts w:ascii="Times New Roman" w:eastAsiaTheme="minorEastAsia" w:hAnsi="Times New Roman" w:cs="Times New Roman"/>
               <w:noProof/>
               <w:color w:val="auto"/>
               <w:kern w:val="2"/>
@@ -215,18 +216,24 @@
           <w:r>
             <w:rPr>
               <w:rFonts w:ascii="Times New Roman" w:hAnsi="Times New Roman" w:cs="Times New Roman"/>
+              <w:sz w:val="24"/>
+              <w:szCs w:val="24"/>
             </w:rPr>
             <w:fldChar w:fldCharType="begin"/>
           </w:r>
           <w:r>
             <w:rPr>
               <w:rFonts w:ascii="Times New Roman" w:hAnsi="Times New Roman" w:cs="Times New Roman"/>
+              <w:sz w:val="24"/>
+              <w:szCs w:val="24"/>
             </w:rPr>
             <w:instrText xml:space="preserve"> TOC \o "1-4" \h \z \u </w:instrText>
           </w:r>
           <w:r>
             <w:rPr>
               <w:rFonts w:ascii="Times New Roman" w:hAnsi="Times New Roman" w:cs="Times New Roman"/>
+              <w:sz w:val="24"/>
+              <w:szCs w:val="24"/>
             </w:rPr>
             <w:fldChar w:fldCharType="separate"/>
           </w:r>
@@ -236,6 +243,8 @@
                 <w:rStyle w:val="a5"/>
                 <w:rFonts w:ascii="Times New Roman" w:hAnsi="Times New Roman" w:cs="Times New Roman"/>
                 <w:noProof/>
+                <w:sz w:val="24"/>
+                <w:szCs w:val="24"/>
               </w:rPr>
               <w:t>1.</w:t>
             </w:r>
@@ -244,6 +253,8 @@
                 <w:rStyle w:val="a5"/>
                 <w:rFonts w:ascii="Times New Roman" w:eastAsia="Arial" w:hAnsi="Times New Roman" w:cs="Times New Roman"/>
                 <w:noProof/>
+                <w:sz w:val="24"/>
+                <w:szCs w:val="24"/>
               </w:rPr>
               <w:t xml:space="preserve"> </w:t>
             </w:r>
@@ -252,54 +263,77 @@
                 <w:rStyle w:val="a5"/>
                 <w:rFonts w:ascii="Times New Roman" w:hAnsi="Times New Roman" w:cs="Times New Roman"/>
                 <w:noProof/>
+                <w:sz w:val="24"/>
+                <w:szCs w:val="24"/>
               </w:rPr>
               <w:t>НАЗНАЧЕНИЕ И ЦЕЛИ СОЗДАНИЯ САЙТА</w:t>
             </w:r>
             <w:r>
               <w:rPr>
-                <w:noProof/>
-                <w:webHidden/>
+                <w:rFonts w:ascii="Times New Roman" w:hAnsi="Times New Roman" w:cs="Times New Roman"/>
+                <w:noProof/>
+                <w:webHidden/>
+                <w:sz w:val="24"/>
+                <w:szCs w:val="24"/>
               </w:rPr>
               <w:tab/>
             </w:r>
             <w:r>
               <w:rPr>
-                <w:noProof/>
-                <w:webHidden/>
+                <w:rFonts w:ascii="Times New Roman" w:hAnsi="Times New Roman" w:cs="Times New Roman"/>
+                <w:noProof/>
+                <w:webHidden/>
+                <w:sz w:val="24"/>
+                <w:szCs w:val="24"/>
               </w:rPr>
               <w:fldChar w:fldCharType="begin"/>
             </w:r>
             <w:r>
               <w:rPr>
-                <w:noProof/>
-                <w:webHidden/>
+                <w:rFonts w:ascii="Times New Roman" w:hAnsi="Times New Roman" w:cs="Times New Roman"/>
+                <w:noProof/>
+                <w:webHidden/>
+                <w:sz w:val="24"/>
+                <w:szCs w:val="24"/>
               </w:rPr>
               <w:instrText xml:space="preserve"> PAGEREF _Toc225541071 \h </w:instrText>
             </w:r>
             <w:r>
               <w:rPr>
-                <w:noProof/>
-                <w:webHidden/>
-              </w:rPr>
-            </w:r>
-            <w:r>
-              <w:rPr>
-                <w:noProof/>
-                <w:webHidden/>
+                <w:rFonts w:ascii="Times New Roman" w:hAnsi="Times New Roman" w:cs="Times New Roman"/>
+                <w:noProof/>
+                <w:webHidden/>
+                <w:sz w:val="24"/>
+                <w:szCs w:val="24"/>
+              </w:rPr>
+            </w:r>
+            <w:r>
+              <w:rPr>
+                <w:rFonts w:ascii="Times New Roman" w:hAnsi="Times New Roman" w:cs="Times New Roman"/>
+                <w:noProof/>
+                <w:webHidden/>
+                <w:sz w:val="24"/>
+                <w:szCs w:val="24"/>
               </w:rPr>
               <w:fldChar w:fldCharType="separate"/>
             </w:r>
             <w:r>
               <w:rPr>
-                <w:noProof/>
-                <w:webHidden/>
+                <w:rFonts w:ascii="Times New Roman" w:hAnsi="Times New Roman" w:cs="Times New Roman"/>
+                <w:noProof/>
+                <w:webHidden/>
+                <w:sz w:val="24"/>
+                <w:szCs w:val="24"/>
               </w:rPr>
               <w:t>3</w:t>
             </w:r>
             <w:r>
               <w:rPr>
-                <w:noProof/>
-                <w:webHidden/>
+                <w:rFonts w:ascii="Times New Roman" w:hAnsi="Times New Roman" w:cs="Times New Roman"/>
+                <w:noProof/>
+                <w:webHidden/>
+                <w:sz w:val="24"/>
+                <w:szCs w:val="24"/>
               </w:rPr>
               <w:fldChar w:fldCharType="end"/>
             </w:r>
@@ -312,9 +346,9 @@
               <w:tab w:val="right" w:leader="dot" w:pos="10196"/>
             </w:tabs>
             <w:spacing w:after="0" w:line="240" w:lineRule="auto"/>
-            <w:ind w:right="737" w:hanging="11"/>
+            <w:ind w:left="0" w:right="0" w:firstLine="709"/>
             <w:rPr>
-              <w:rFonts w:asciiTheme="minorHAnsi" w:eastAsiaTheme="minorEastAsia" w:hAnsiTheme="minorHAnsi" w:cstheme="minorBidi"/>
+              <w:rFonts w:ascii="Times New Roman" w:eastAsiaTheme="minorEastAsia" w:hAnsi="Times New Roman" w:cs="Times New Roman"/>
               <w:noProof/>
               <w:color w:val="auto"/>
               <w:kern w:val="2"/>
@@ -329,6 +363,8 @@
                 <w:rStyle w:val="a5"/>
                 <w:rFonts w:ascii="Times New Roman" w:hAnsi="Times New Roman" w:cs="Times New Roman"/>
                 <w:noProof/>
+                <w:sz w:val="24"/>
+                <w:szCs w:val="24"/>
               </w:rPr>
               <w:t>2.1.</w:t>
             </w:r>
@@ -337,6 +373,8 @@
                 <w:rStyle w:val="a5"/>
                 <w:rFonts w:ascii="Times New Roman" w:eastAsia="Arial" w:hAnsi="Times New Roman" w:cs="Times New Roman"/>
                 <w:noProof/>
+                <w:sz w:val="24"/>
+                <w:szCs w:val="24"/>
               </w:rPr>
               <w:t xml:space="preserve"> </w:t>
             </w:r>
@@ -345,54 +383,77 @@
                 <w:rStyle w:val="a5"/>
                 <w:rFonts w:ascii="Times New Roman" w:hAnsi="Times New Roman" w:cs="Times New Roman"/>
                 <w:noProof/>
+                <w:sz w:val="24"/>
+                <w:szCs w:val="24"/>
               </w:rPr>
               <w:t>Назначение сайта</w:t>
             </w:r>
             <w:r>
               <w:rPr>
-                <w:noProof/>
-                <w:webHidden/>
+                <w:rFonts w:ascii="Times New Roman" w:hAnsi="Times New Roman" w:cs="Times New Roman"/>
+                <w:noProof/>
+                <w:webHidden/>
+                <w:sz w:val="24"/>
+                <w:szCs w:val="24"/>
               </w:rPr>
               <w:tab/>
             </w:r>
             <w:r>
               <w:rPr>
-                <w:noProof/>
-                <w:webHidden/>
+                <w:rFonts w:ascii="Times New Roman" w:hAnsi="Times New Roman" w:cs="Times New Roman"/>
+                <w:noProof/>
+                <w:webHidden/>
+                <w:sz w:val="24"/>
+                <w:szCs w:val="24"/>
               </w:rPr>
               <w:fldChar w:fldCharType="begin"/>
             </w:r>
             <w:r>
               <w:rPr>
-                <w:noProof/>
-                <w:webHidden/>
+                <w:rFonts w:ascii="Times New Roman" w:hAnsi="Times New Roman" w:cs="Times New Roman"/>
+                <w:noProof/>
+                <w:webHidden/>
+                <w:sz w:val="24"/>
+                <w:szCs w:val="24"/>
               </w:rPr>
               <w:instrText xml:space="preserve"> PAGEREF _Toc225541072 \h </w:instrText>
             </w:r>
             <w:r>
               <w:rPr>
-                <w:noProof/>
-                <w:webHidden/>
-              </w:rPr>
-            </w:r>
-            <w:r>
-              <w:rPr>
-                <w:noProof/>
-                <w:webHidden/>
+                <w:rFonts w:ascii="Times New Roman" w:hAnsi="Times New Roman" w:cs="Times New Roman"/>
+                <w:noProof/>
+                <w:webHidden/>
+                <w:sz w:val="24"/>
+                <w:szCs w:val="24"/>
+              </w:rPr>
+            </w:r>
+            <w:r>
+              <w:rPr>
+                <w:rFonts w:ascii="Times New Roman" w:hAnsi="Times New Roman" w:cs="Times New Roman"/>
+                <w:noProof/>
+                <w:webHidden/>
+                <w:sz w:val="24"/>
+                <w:szCs w:val="24"/>
               </w:rPr>
               <w:fldChar w:fldCharType="separate"/>
             </w:r>
             <w:r>
               <w:rPr>
-                <w:noProof/>
-                <w:webHidden/>
+                <w:rFonts w:ascii="Times New Roman" w:hAnsi="Times New Roman" w:cs="Times New Roman"/>
+                <w:noProof/>
+                <w:webHidden/>
+                <w:sz w:val="24"/>
+                <w:szCs w:val="24"/>
               </w:rPr>
               <w:t>3</w:t>
             </w:r>
             <w:r>
               <w:rPr>
-                <w:noProof/>
-                <w:webHidden/>
+                <w:rFonts w:ascii="Times New Roman" w:hAnsi="Times New Roman" w:cs="Times New Roman"/>
+                <w:noProof/>
+                <w:webHidden/>
+                <w:sz w:val="24"/>
+                <w:szCs w:val="24"/>
               </w:rPr>
               <w:fldChar w:fldCharType="end"/>
             </w:r>
@@ -405,9 +466,9 @@
               <w:tab w:val="right" w:leader="dot" w:pos="10196"/>
             </w:tabs>
             <w:spacing w:after="0" w:line="240" w:lineRule="auto"/>
-            <w:ind w:right="737" w:hanging="11"/>
+            <w:ind w:left="0" w:right="0" w:firstLine="709"/>
             <w:rPr>
-              <w:rFonts w:asciiTheme="minorHAnsi" w:eastAsiaTheme="minorEastAsia" w:hAnsiTheme="minorHAnsi" w:cstheme="minorBidi"/>
+              <w:rFonts w:ascii="Times New Roman" w:eastAsiaTheme="minorEastAsia" w:hAnsi="Times New Roman" w:cs="Times New Roman"/>
               <w:noProof/>
               <w:color w:val="auto"/>
               <w:kern w:val="2"/>
@@ -422,6 +483,8 @@
                 <w:rStyle w:val="a5"/>
                 <w:rFonts w:ascii="Times New Roman" w:hAnsi="Times New Roman" w:cs="Times New Roman"/>
                 <w:noProof/>
+                <w:sz w:val="24"/>
+                <w:szCs w:val="24"/>
               </w:rPr>
               <w:t>2.2.</w:t>
             </w:r>
@@ -430,6 +493,8 @@
                 <w:rStyle w:val="a5"/>
                 <w:rFonts w:ascii="Times New Roman" w:eastAsia="Arial" w:hAnsi="Times New Roman" w:cs="Times New Roman"/>
                 <w:noProof/>
+                <w:sz w:val="24"/>
+                <w:szCs w:val="24"/>
               </w:rPr>
               <w:t xml:space="preserve"> </w:t>
             </w:r>
@@ -438,54 +503,77 @@
                 <w:rStyle w:val="a5"/>
                 <w:rFonts w:ascii="Times New Roman" w:hAnsi="Times New Roman" w:cs="Times New Roman"/>
                 <w:noProof/>
+                <w:sz w:val="24"/>
+                <w:szCs w:val="24"/>
               </w:rPr>
               <w:t>Цели создания сайта</w:t>
             </w:r>
             <w:r>
               <w:rPr>
-                <w:noProof/>
-                <w:webHidden/>
+                <w:rFonts w:ascii="Times New Roman" w:hAnsi="Times New Roman" w:cs="Times New Roman"/>
+                <w:noProof/>
+                <w:webHidden/>
+                <w:sz w:val="24"/>
+                <w:szCs w:val="24"/>
               </w:rPr>
               <w:tab/>
             </w:r>
             <w:r>
               <w:rPr>
-                <w:noProof/>
-                <w:webHidden/>
+                <w:rFonts w:ascii="Times New Roman" w:hAnsi="Times New Roman" w:cs="Times New Roman"/>
+                <w:noProof/>
+                <w:webHidden/>
+                <w:sz w:val="24"/>
+                <w:szCs w:val="24"/>
               </w:rPr>
               <w:fldChar w:fldCharType="begin"/>
             </w:r>
             <w:r>
               <w:rPr>
-                <w:noProof/>
-                <w:webHidden/>
+                <w:rFonts w:ascii="Times New Roman" w:hAnsi="Times New Roman" w:cs="Times New Roman"/>
+                <w:noProof/>
+                <w:webHidden/>
+                <w:sz w:val="24"/>
+                <w:szCs w:val="24"/>
               </w:rPr>
               <w:instrText xml:space="preserve"> PAGEREF _Toc225541073 \h </w:instrText>
             </w:r>
             <w:r>
               <w:rPr>
-                <w:noProof/>
-                <w:webHidden/>
-              </w:rPr>
-            </w:r>
-            <w:r>
-              <w:rPr>
-                <w:noProof/>
-                <w:webHidden/>
+                <w:rFonts w:ascii="Times New Roman" w:hAnsi="Times New Roman" w:cs="Times New Roman"/>
+                <w:noProof/>
+                <w:webHidden/>
+                <w:sz w:val="24"/>
+                <w:szCs w:val="24"/>
+              </w:rPr>
+            </w:r>
+            <w:r>
+              <w:rPr>
+                <w:rFonts w:ascii="Times New Roman" w:hAnsi="Times New Roman" w:cs="Times New Roman"/>
+                <w:noProof/>
+                <w:webHidden/>
+                <w:sz w:val="24"/>
+                <w:szCs w:val="24"/>
               </w:rPr>
               <w:fldChar w:fldCharType="separate"/>
             </w:r>
             <w:r>
               <w:rPr>
-                <w:noProof/>
-                <w:webHidden/>
+                <w:rFonts w:ascii="Times New Roman" w:hAnsi="Times New Roman" w:cs="Times New Roman"/>
+                <w:noProof/>
+                <w:webHidden/>
+                <w:sz w:val="24"/>
+                <w:szCs w:val="24"/>
               </w:rPr>
               <w:t>3</w:t>
             </w:r>
             <w:r>
               <w:rPr>
-                <w:noProof/>
-                <w:webHidden/>
+                <w:rFonts w:ascii="Times New Roman" w:hAnsi="Times New Roman" w:cs="Times New Roman"/>
+                <w:noProof/>
+                <w:webHidden/>
+                <w:sz w:val="24"/>
+                <w:szCs w:val="24"/>
               </w:rPr>
               <w:fldChar w:fldCharType="end"/>
             </w:r>
@@ -498,9 +586,9 @@
               <w:tab w:val="right" w:leader="dot" w:pos="10196"/>
             </w:tabs>
             <w:spacing w:after="0" w:line="240" w:lineRule="auto"/>
-            <w:ind w:right="737" w:hanging="11"/>
+            <w:ind w:left="0" w:right="0" w:firstLine="709"/>
             <w:rPr>
-              <w:rFonts w:asciiTheme="minorHAnsi" w:eastAsiaTheme="minorEastAsia" w:hAnsiTheme="minorHAnsi" w:cstheme="minorBidi"/>
+              <w:rFonts w:ascii="Times New Roman" w:eastAsiaTheme="minorEastAsia" w:hAnsi="Times New Roman" w:cs="Times New Roman"/>
               <w:noProof/>
               <w:color w:val="auto"/>
               <w:kern w:val="2"/>
@@ -515,6 +603,8 @@
                 <w:rStyle w:val="a5"/>
                 <w:rFonts w:ascii="Times New Roman" w:hAnsi="Times New Roman" w:cs="Times New Roman"/>
                 <w:noProof/>
+                <w:sz w:val="24"/>
+                <w:szCs w:val="24"/>
               </w:rPr>
               <w:t>2.3.</w:t>
             </w:r>
@@ -523,6 +613,8 @@
                 <w:rStyle w:val="a5"/>
                 <w:rFonts w:ascii="Times New Roman" w:eastAsia="Arial" w:hAnsi="Times New Roman" w:cs="Times New Roman"/>
                 <w:noProof/>
+                <w:sz w:val="24"/>
+                <w:szCs w:val="24"/>
               </w:rPr>
               <w:t xml:space="preserve"> </w:t>
             </w:r>
@@ -531,54 +623,77 @@
                 <w:rStyle w:val="a5"/>
                 <w:rFonts w:ascii="Times New Roman" w:hAnsi="Times New Roman" w:cs="Times New Roman"/>
                 <w:noProof/>
+                <w:sz w:val="24"/>
+                <w:szCs w:val="24"/>
               </w:rPr>
               <w:t>Целевая аудитория</w:t>
             </w:r>
             <w:r>
               <w:rPr>
-                <w:noProof/>
-                <w:webHidden/>
+                <w:rFonts w:ascii="Times New Roman" w:hAnsi="Times New Roman" w:cs="Times New Roman"/>
+                <w:noProof/>
+                <w:webHidden/>
+                <w:sz w:val="24"/>
+                <w:szCs w:val="24"/>
               </w:rPr>
               <w:tab/>
             </w:r>
             <w:r>
               <w:rPr>
-                <w:noProof/>
-                <w:webHidden/>
+                <w:rFonts w:ascii="Times New Roman" w:hAnsi="Times New Roman" w:cs="Times New Roman"/>
+                <w:noProof/>
+                <w:webHidden/>
+                <w:sz w:val="24"/>
+                <w:szCs w:val="24"/>
               </w:rPr>
               <w:fldChar w:fldCharType="begin"/>
             </w:r>
             <w:r>
               <w:rPr>
-                <w:noProof/>
-                <w:webHidden/>
+                <w:rFonts w:ascii="Times New Roman" w:hAnsi="Times New Roman" w:cs="Times New Roman"/>
+                <w:noProof/>
+                <w:webHidden/>
+                <w:sz w:val="24"/>
+                <w:szCs w:val="24"/>
               </w:rPr>
               <w:instrText xml:space="preserve"> PAGEREF _Toc225541074 \h </w:instrText>
             </w:r>
             <w:r>
               <w:rPr>
-                <w:noProof/>
-                <w:webHidden/>
-              </w:rPr>
-            </w:r>
-            <w:r>
-              <w:rPr>
-                <w:noProof/>
-                <w:webHidden/>
+                <w:rFonts w:ascii="Times New Roman" w:hAnsi="Times New Roman" w:cs="Times New Roman"/>
+                <w:noProof/>
+                <w:webHidden/>
+                <w:sz w:val="24"/>
+                <w:szCs w:val="24"/>
+              </w:rPr>
+            </w:r>
+            <w:r>
+              <w:rPr>
+                <w:rFonts w:ascii="Times New Roman" w:hAnsi="Times New Roman" w:cs="Times New Roman"/>
+                <w:noProof/>
+                <w:webHidden/>
+                <w:sz w:val="24"/>
+                <w:szCs w:val="24"/>
               </w:rPr>
               <w:fldChar w:fldCharType="separate"/>
             </w:r>
             <w:r>
               <w:rPr>
-                <w:noProof/>
-                <w:webHidden/>
+                <w:rFonts w:ascii="Times New Roman" w:hAnsi="Times New Roman" w:cs="Times New Roman"/>
+                <w:noProof/>
+                <w:webHidden/>
+                <w:sz w:val="24"/>
+                <w:szCs w:val="24"/>
               </w:rPr>
               <w:t>3</w:t>
             </w:r>
             <w:r>
               <w:rPr>
-                <w:noProof/>
-                <w:webHidden/>
+                <w:rFonts w:ascii="Times New Roman" w:hAnsi="Times New Roman" w:cs="Times New Roman"/>
+                <w:noProof/>
+                <w:webHidden/>
+                <w:sz w:val="24"/>
+                <w:szCs w:val="24"/>
               </w:rPr>
               <w:fldChar w:fldCharType="end"/>
             </w:r>
@@ -591,9 +706,9 @@
               <w:tab w:val="right" w:leader="dot" w:pos="10196"/>
             </w:tabs>
             <w:spacing w:after="0" w:line="240" w:lineRule="auto"/>
-            <w:ind w:right="737" w:hanging="11"/>
+            <w:ind w:left="0" w:right="0" w:firstLine="709"/>
             <w:rPr>
-              <w:rFonts w:asciiTheme="minorHAnsi" w:eastAsiaTheme="minorEastAsia" w:hAnsiTheme="minorHAnsi" w:cstheme="minorBidi"/>
+              <w:rFonts w:ascii="Times New Roman" w:eastAsiaTheme="minorEastAsia" w:hAnsi="Times New Roman" w:cs="Times New Roman"/>
               <w:noProof/>
               <w:color w:val="auto"/>
               <w:kern w:val="2"/>
@@ -608,6 +723,8 @@
                 <w:rStyle w:val="a5"/>
                 <w:rFonts w:ascii="Times New Roman" w:hAnsi="Times New Roman" w:cs="Times New Roman"/>
                 <w:noProof/>
+                <w:sz w:val="24"/>
+                <w:szCs w:val="24"/>
               </w:rPr>
               <w:t>2.</w:t>
             </w:r>
@@ -616,6 +733,8 @@
                 <w:rStyle w:val="a5"/>
                 <w:rFonts w:ascii="Times New Roman" w:eastAsia="Arial" w:hAnsi="Times New Roman" w:cs="Times New Roman"/>
                 <w:noProof/>
+                <w:sz w:val="24"/>
+                <w:szCs w:val="24"/>
               </w:rPr>
               <w:t xml:space="preserve"> </w:t>
             </w:r>
@@ -624,54 +743,77 @@
                 <w:rStyle w:val="a5"/>
                 <w:rFonts w:ascii="Times New Roman" w:hAnsi="Times New Roman" w:cs="Times New Roman"/>
                 <w:noProof/>
+                <w:sz w:val="24"/>
+                <w:szCs w:val="24"/>
               </w:rPr>
               <w:t>ОСНОВНЫЕ ТРЕБОВАНИЯ К САЙТУ</w:t>
             </w:r>
             <w:r>
               <w:rPr>
-                <w:noProof/>
-                <w:webHidden/>
+                <w:rFonts w:ascii="Times New Roman" w:hAnsi="Times New Roman" w:cs="Times New Roman"/>
+                <w:noProof/>
+                <w:webHidden/>
+                <w:sz w:val="24"/>
+                <w:szCs w:val="24"/>
               </w:rPr>
               <w:tab/>
             </w:r>
             <w:r>
               <w:rPr>
-                <w:noProof/>
-                <w:webHidden/>
+                <w:rFonts w:ascii="Times New Roman" w:hAnsi="Times New Roman" w:cs="Times New Roman"/>
+                <w:noProof/>
+                <w:webHidden/>
+                <w:sz w:val="24"/>
+                <w:szCs w:val="24"/>
               </w:rPr>
               <w:fldChar w:fldCharType="begin"/>
             </w:r>
             <w:r>
               <w:rPr>
-                <w:noProof/>
-                <w:webHidden/>
+                <w:rFonts w:ascii="Times New Roman" w:hAnsi="Times New Roman" w:cs="Times New Roman"/>
+                <w:noProof/>
+                <w:webHidden/>
+                <w:sz w:val="24"/>
+                <w:szCs w:val="24"/>
               </w:rPr>
               <w:instrText xml:space="preserve"> PAGEREF _Toc225541075 \h </w:instrText>
             </w:r>
             <w:r>
               <w:rPr>
-                <w:noProof/>
-                <w:webHidden/>
-              </w:rPr>
-            </w:r>
-            <w:r>
-              <w:rPr>
-                <w:noProof/>
-                <w:webHidden/>
+                <w:rFonts w:ascii="Times New Roman" w:hAnsi="Times New Roman" w:cs="Times New Roman"/>
+                <w:noProof/>
+                <w:webHidden/>
+                <w:sz w:val="24"/>
+                <w:szCs w:val="24"/>
+              </w:rPr>
+            </w:r>
+            <w:r>
+              <w:rPr>
+                <w:rFonts w:ascii="Times New Roman" w:hAnsi="Times New Roman" w:cs="Times New Roman"/>
+                <w:noProof/>
+                <w:webHidden/>
+                <w:sz w:val="24"/>
+                <w:szCs w:val="24"/>
               </w:rPr>
               <w:fldChar w:fldCharType="separate"/>
             </w:r>
             <w:r>
               <w:rPr>
-                <w:noProof/>
-                <w:webHidden/>
+                <w:rFonts w:ascii="Times New Roman" w:hAnsi="Times New Roman" w:cs="Times New Roman"/>
+                <w:noProof/>
+                <w:webHidden/>
+                <w:sz w:val="24"/>
+                <w:szCs w:val="24"/>
               </w:rPr>
               <w:t>3</w:t>
             </w:r>
             <w:r>
               <w:rPr>
-                <w:noProof/>
-                <w:webHidden/>
+                <w:rFonts w:ascii="Times New Roman" w:hAnsi="Times New Roman" w:cs="Times New Roman"/>
+                <w:noProof/>
+                <w:webHidden/>
+                <w:sz w:val="24"/>
+                <w:szCs w:val="24"/>
               </w:rPr>
               <w:fldChar w:fldCharType="end"/>
             </w:r>
@@ -684,9 +826,9 @@
               <w:tab w:val="right" w:leader="dot" w:pos="10196"/>
             </w:tabs>
             <w:spacing w:after="0" w:line="240" w:lineRule="auto"/>
-            <w:ind w:right="737" w:hanging="11"/>
+            <w:ind w:left="0" w:right="0" w:firstLine="709"/>
             <w:rPr>
-              <w:rFonts w:asciiTheme="minorHAnsi" w:eastAsiaTheme="minorEastAsia" w:hAnsiTheme="minorHAnsi" w:cstheme="minorBidi"/>
+              <w:rFonts w:ascii="Times New Roman" w:eastAsiaTheme="minorEastAsia" w:hAnsi="Times New Roman" w:cs="Times New Roman"/>
               <w:noProof/>
               <w:color w:val="auto"/>
               <w:kern w:val="2"/>
@@ -701,6 +843,8 @@
                 <w:rStyle w:val="a5"/>
                 <w:rFonts w:ascii="Times New Roman" w:hAnsi="Times New Roman" w:cs="Times New Roman"/>
                 <w:noProof/>
+                <w:sz w:val="24"/>
+                <w:szCs w:val="24"/>
               </w:rPr>
               <w:t>2.1.</w:t>
             </w:r>
@@ -709,6 +853,8 @@
                 <w:rStyle w:val="a5"/>
                 <w:rFonts w:ascii="Times New Roman" w:eastAsia="Arial" w:hAnsi="Times New Roman" w:cs="Times New Roman"/>
                 <w:noProof/>
+                <w:sz w:val="24"/>
+                <w:szCs w:val="24"/>
               </w:rPr>
               <w:t xml:space="preserve"> </w:t>
             </w:r>
@@ -717,54 +863,77 @@
                 <w:rStyle w:val="a5"/>
                 <w:rFonts w:ascii="Times New Roman" w:hAnsi="Times New Roman" w:cs="Times New Roman"/>
                 <w:noProof/>
+                <w:sz w:val="24"/>
+                <w:szCs w:val="24"/>
               </w:rPr>
               <w:t>Требования к структуре и функционированию сайта</w:t>
             </w:r>
             <w:r>
               <w:rPr>
-                <w:noProof/>
-                <w:webHidden/>
+                <w:rFonts w:ascii="Times New Roman" w:hAnsi="Times New Roman" w:cs="Times New Roman"/>
+                <w:noProof/>
+                <w:webHidden/>
+                <w:sz w:val="24"/>
+                <w:szCs w:val="24"/>
               </w:rPr>
               <w:tab/>
             </w:r>
             <w:r>
               <w:rPr>
-                <w:noProof/>
-                <w:webHidden/>
+                <w:rFonts w:ascii="Times New Roman" w:hAnsi="Times New Roman" w:cs="Times New Roman"/>
+                <w:noProof/>
+                <w:webHidden/>
+                <w:sz w:val="24"/>
+                <w:szCs w:val="24"/>
               </w:rPr>
               <w:fldChar w:fldCharType="begin"/>
             </w:r>
             <w:r>
               <w:rPr>
-                <w:noProof/>
-                <w:webHidden/>
+                <w:rFonts w:ascii="Times New Roman" w:hAnsi="Times New Roman" w:cs="Times New Roman"/>
+                <w:noProof/>
+                <w:webHidden/>
+                <w:sz w:val="24"/>
+                <w:szCs w:val="24"/>
               </w:rPr>
               <w:instrText xml:space="preserve"> PAGEREF _Toc225541076 \h </w:instrText>
             </w:r>
             <w:r>
               <w:rPr>
-                <w:noProof/>
-                <w:webHidden/>
-              </w:rPr>
-            </w:r>
-            <w:r>
-              <w:rPr>
-                <w:noProof/>
-                <w:webHidden/>
+                <w:rFonts w:ascii="Times New Roman" w:hAnsi="Times New Roman" w:cs="Times New Roman"/>
+                <w:noProof/>
+                <w:webHidden/>
+                <w:sz w:val="24"/>
+                <w:szCs w:val="24"/>
+              </w:rPr>
+            </w:r>
+            <w:r>
+              <w:rPr>
+                <w:rFonts w:ascii="Times New Roman" w:hAnsi="Times New Roman" w:cs="Times New Roman"/>
+                <w:noProof/>
+                <w:webHidden/>
+                <w:sz w:val="24"/>
+                <w:szCs w:val="24"/>
               </w:rPr>
               <w:fldChar w:fldCharType="separate"/>
             </w:r>
             <w:r>
               <w:rPr>
-                <w:noProof/>
-                <w:webHidden/>
+                <w:rFonts w:ascii="Times New Roman" w:hAnsi="Times New Roman" w:cs="Times New Roman"/>
+                <w:noProof/>
+                <w:webHidden/>
+                <w:sz w:val="24"/>
+                <w:szCs w:val="24"/>
               </w:rPr>
               <w:t>3</w:t>
             </w:r>
             <w:r>
               <w:rPr>
-                <w:noProof/>
-                <w:webHidden/>
+                <w:rFonts w:ascii="Times New Roman" w:hAnsi="Times New Roman" w:cs="Times New Roman"/>
+                <w:noProof/>
+                <w:webHidden/>
+                <w:sz w:val="24"/>
+                <w:szCs w:val="24"/>
               </w:rPr>
               <w:fldChar w:fldCharType="end"/>
             </w:r>
@@ -777,9 +946,9 @@
               <w:tab w:val="right" w:leader="dot" w:pos="10196"/>
             </w:tabs>
             <w:spacing w:after="0" w:line="240" w:lineRule="auto"/>
-            <w:ind w:right="737" w:hanging="11"/>
+            <w:ind w:left="0" w:right="0" w:firstLine="709"/>
             <w:rPr>
-              <w:rFonts w:asciiTheme="minorHAnsi" w:eastAsiaTheme="minorEastAsia" w:hAnsiTheme="minorHAnsi" w:cstheme="minorBidi"/>
+              <w:rFonts w:ascii="Times New Roman" w:eastAsiaTheme="minorEastAsia" w:hAnsi="Times New Roman" w:cs="Times New Roman"/>
               <w:noProof/>
               <w:color w:val="auto"/>
               <w:kern w:val="2"/>
@@ -794,6 +963,8 @@
                 <w:rStyle w:val="a5"/>
                 <w:rFonts w:ascii="Times New Roman" w:hAnsi="Times New Roman" w:cs="Times New Roman"/>
                 <w:noProof/>
+                <w:sz w:val="24"/>
+                <w:szCs w:val="24"/>
               </w:rPr>
               <w:t>2.2.</w:t>
             </w:r>
@@ -802,6 +973,8 @@
                 <w:rStyle w:val="a5"/>
                 <w:rFonts w:ascii="Times New Roman" w:eastAsia="Arial" w:hAnsi="Times New Roman" w:cs="Times New Roman"/>
                 <w:noProof/>
+                <w:sz w:val="24"/>
+                <w:szCs w:val="24"/>
               </w:rPr>
               <w:t xml:space="preserve"> </w:t>
             </w:r>
@@ -810,54 +983,77 @@
                 <w:rStyle w:val="a5"/>
                 <w:rFonts w:ascii="Times New Roman" w:hAnsi="Times New Roman" w:cs="Times New Roman"/>
                 <w:noProof/>
+                <w:sz w:val="24"/>
+                <w:szCs w:val="24"/>
               </w:rPr>
               <w:t>Структура сайта</w:t>
             </w:r>
             <w:r>
               <w:rPr>
-                <w:noProof/>
-                <w:webHidden/>
+                <w:rFonts w:ascii="Times New Roman" w:hAnsi="Times New Roman" w:cs="Times New Roman"/>
+                <w:noProof/>
+                <w:webHidden/>
+                <w:sz w:val="24"/>
+                <w:szCs w:val="24"/>
               </w:rPr>
               <w:tab/>
             </w:r>
             <w:r>
               <w:rPr>
-                <w:noProof/>
-                <w:webHidden/>
+                <w:rFonts w:ascii="Times New Roman" w:hAnsi="Times New Roman" w:cs="Times New Roman"/>
+                <w:noProof/>
+                <w:webHidden/>
+                <w:sz w:val="24"/>
+                <w:szCs w:val="24"/>
               </w:rPr>
               <w:fldChar w:fldCharType="begin"/>
             </w:r>
             <w:r>
               <w:rPr>
-                <w:noProof/>
-                <w:webHidden/>
+                <w:rFonts w:ascii="Times New Roman" w:hAnsi="Times New Roman" w:cs="Times New Roman"/>
+                <w:noProof/>
+                <w:webHidden/>
+                <w:sz w:val="24"/>
+                <w:szCs w:val="24"/>
               </w:rPr>
               <w:instrText xml:space="preserve"> PAGEREF _Toc225541077 \h </w:instrText>
             </w:r>
             <w:r>
               <w:rPr>
-                <w:noProof/>
-                <w:webHidden/>
-              </w:rPr>
-            </w:r>
-            <w:r>
-              <w:rPr>
-                <w:noProof/>
-                <w:webHidden/>
+                <w:rFonts w:ascii="Times New Roman" w:hAnsi="Times New Roman" w:cs="Times New Roman"/>
+                <w:noProof/>
+                <w:webHidden/>
+                <w:sz w:val="24"/>
+                <w:szCs w:val="24"/>
+              </w:rPr>
+            </w:r>
+            <w:r>
+              <w:rPr>
+                <w:rFonts w:ascii="Times New Roman" w:hAnsi="Times New Roman" w:cs="Times New Roman"/>
+                <w:noProof/>
+                <w:webHidden/>
+                <w:sz w:val="24"/>
+                <w:szCs w:val="24"/>
               </w:rPr>
               <w:fldChar w:fldCharType="separate"/>
             </w:r>
             <w:r>
               <w:rPr>
-                <w:noProof/>
-                <w:webHidden/>
+                <w:rFonts w:ascii="Times New Roman" w:hAnsi="Times New Roman" w:cs="Times New Roman"/>
+                <w:noProof/>
+                <w:webHidden/>
+                <w:sz w:val="24"/>
+                <w:szCs w:val="24"/>
               </w:rPr>
               <w:t>3</w:t>
             </w:r>
             <w:r>
               <w:rPr>
-                <w:noProof/>
-                <w:webHidden/>
+                <w:rFonts w:ascii="Times New Roman" w:hAnsi="Times New Roman" w:cs="Times New Roman"/>
+                <w:noProof/>
+                <w:webHidden/>
+                <w:sz w:val="24"/>
+                <w:szCs w:val="24"/>
               </w:rPr>
               <w:fldChar w:fldCharType="end"/>
             </w:r>
@@ -870,9 +1066,9 @@
               <w:tab w:val="right" w:leader="dot" w:pos="10196"/>
             </w:tabs>
             <w:spacing w:after="0" w:line="240" w:lineRule="auto"/>
-            <w:ind w:right="737" w:hanging="11"/>
+            <w:ind w:left="0" w:right="0" w:firstLine="709"/>
             <w:rPr>
-              <w:rFonts w:asciiTheme="minorHAnsi" w:eastAsiaTheme="minorEastAsia" w:hAnsiTheme="minorHAnsi" w:cstheme="minorBidi"/>
+              <w:rFonts w:ascii="Times New Roman" w:eastAsiaTheme="minorEastAsia" w:hAnsi="Times New Roman" w:cs="Times New Roman"/>
               <w:noProof/>
               <w:color w:val="auto"/>
               <w:kern w:val="2"/>
@@ -887,6 +1083,8 @@
                 <w:rStyle w:val="a5"/>
                 <w:rFonts w:ascii="Times New Roman" w:hAnsi="Times New Roman" w:cs="Times New Roman"/>
                 <w:noProof/>
+                <w:sz w:val="24"/>
+                <w:szCs w:val="24"/>
               </w:rPr>
               <w:t>2.3.</w:t>
             </w:r>
@@ -895,6 +1093,8 @@
                 <w:rStyle w:val="a5"/>
                 <w:rFonts w:ascii="Times New Roman" w:eastAsia="Arial" w:hAnsi="Times New Roman" w:cs="Times New Roman"/>
                 <w:noProof/>
+                <w:sz w:val="24"/>
+                <w:szCs w:val="24"/>
               </w:rPr>
               <w:t xml:space="preserve"> </w:t>
             </w:r>
@@ -903,54 +1103,77 @@
                 <w:rStyle w:val="a5"/>
                 <w:rFonts w:ascii="Times New Roman" w:hAnsi="Times New Roman" w:cs="Times New Roman"/>
                 <w:noProof/>
+                <w:sz w:val="24"/>
+                <w:szCs w:val="24"/>
               </w:rPr>
               <w:t>Навигация</w:t>
             </w:r>
             <w:r>
               <w:rPr>
-                <w:noProof/>
-                <w:webHidden/>
+                <w:rFonts w:ascii="Times New Roman" w:hAnsi="Times New Roman" w:cs="Times New Roman"/>
+                <w:noProof/>
+                <w:webHidden/>
+                <w:sz w:val="24"/>
+                <w:szCs w:val="24"/>
               </w:rPr>
               <w:tab/>
             </w:r>
             <w:r>
               <w:rPr>
-                <w:noProof/>
-                <w:webHidden/>
+                <w:rFonts w:ascii="Times New Roman" w:hAnsi="Times New Roman" w:cs="Times New Roman"/>
+                <w:noProof/>
+                <w:webHidden/>
+                <w:sz w:val="24"/>
+                <w:szCs w:val="24"/>
               </w:rPr>
               <w:fldChar w:fldCharType="begin"/>
             </w:r>
             <w:r>
               <w:rPr>
-                <w:noProof/>
-                <w:webHidden/>
+                <w:rFonts w:ascii="Times New Roman" w:hAnsi="Times New Roman" w:cs="Times New Roman"/>
+                <w:noProof/>
+                <w:webHidden/>
+                <w:sz w:val="24"/>
+                <w:szCs w:val="24"/>
               </w:rPr>
               <w:instrText xml:space="preserve"> PAGEREF _Toc225541078 \h </w:instrText>
             </w:r>
             <w:r>
               <w:rPr>
-                <w:noProof/>
-                <w:webHidden/>
-              </w:rPr>
-            </w:r>
-            <w:r>
-              <w:rPr>
-                <w:noProof/>
-                <w:webHidden/>
+                <w:rFonts w:ascii="Times New Roman" w:hAnsi="Times New Roman" w:cs="Times New Roman"/>
+                <w:noProof/>
+                <w:webHidden/>
+                <w:sz w:val="24"/>
+                <w:szCs w:val="24"/>
+              </w:rPr>
+            </w:r>
+            <w:r>
+              <w:rPr>
+                <w:rFonts w:ascii="Times New Roman" w:hAnsi="Times New Roman" w:cs="Times New Roman"/>
+                <w:noProof/>
+                <w:webHidden/>
+                <w:sz w:val="24"/>
+                <w:szCs w:val="24"/>
               </w:rPr>
               <w:fldChar w:fldCharType="separate"/>
             </w:r>
             <w:r>
               <w:rPr>
-                <w:noProof/>
-                <w:webHidden/>
+                <w:rFonts w:ascii="Times New Roman" w:hAnsi="Times New Roman" w:cs="Times New Roman"/>
+                <w:noProof/>
+                <w:webHidden/>
+                <w:sz w:val="24"/>
+                <w:szCs w:val="24"/>
               </w:rPr>
               <w:t>3</w:t>
             </w:r>
             <w:r>
               <w:rPr>
-                <w:noProof/>
-                <w:webHidden/>
+                <w:rFonts w:ascii="Times New Roman" w:hAnsi="Times New Roman" w:cs="Times New Roman"/>
+                <w:noProof/>
+                <w:webHidden/>
+                <w:sz w:val="24"/>
+                <w:szCs w:val="24"/>
               </w:rPr>
               <w:fldChar w:fldCharType="end"/>
             </w:r>
@@ -963,9 +1186,9 @@
               <w:tab w:val="right" w:leader="dot" w:pos="10196"/>
             </w:tabs>
             <w:spacing w:after="0" w:line="240" w:lineRule="auto"/>
-            <w:ind w:right="737" w:hanging="11"/>
+            <w:ind w:left="0" w:right="0" w:firstLine="709"/>
             <w:rPr>
-              <w:rFonts w:asciiTheme="minorHAnsi" w:eastAsiaTheme="minorEastAsia" w:hAnsiTheme="minorHAnsi" w:cstheme="minorBidi"/>
+              <w:rFonts w:ascii="Times New Roman" w:eastAsiaTheme="minorEastAsia" w:hAnsi="Times New Roman" w:cs="Times New Roman"/>
               <w:noProof/>
               <w:color w:val="auto"/>
               <w:kern w:val="2"/>
@@ -980,6 +1203,8 @@
                 <w:rStyle w:val="a5"/>
                 <w:rFonts w:ascii="Times New Roman" w:hAnsi="Times New Roman" w:cs="Times New Roman"/>
                 <w:noProof/>
+                <w:sz w:val="24"/>
+                <w:szCs w:val="24"/>
               </w:rPr>
               <w:t>3.</w:t>
             </w:r>
@@ -988,6 +1213,8 @@
                 <w:rStyle w:val="a5"/>
                 <w:rFonts w:ascii="Times New Roman" w:eastAsia="Arial" w:hAnsi="Times New Roman" w:cs="Times New Roman"/>
                 <w:noProof/>
+                <w:sz w:val="24"/>
+                <w:szCs w:val="24"/>
               </w:rPr>
               <w:t xml:space="preserve"> </w:t>
             </w:r>
@@ -996,54 +1223,77 @@
                 <w:rStyle w:val="a5"/>
                 <w:rFonts w:ascii="Times New Roman" w:hAnsi="Times New Roman" w:cs="Times New Roman"/>
                 <w:noProof/>
+                <w:sz w:val="24"/>
+                <w:szCs w:val="24"/>
               </w:rPr>
               <w:t>ТРЕБОВАНИЯ К ДИЗАЙНУ САЙТА</w:t>
             </w:r>
             <w:r>
               <w:rPr>
-                <w:noProof/>
-                <w:webHidden/>
+                <w:rFonts w:ascii="Times New Roman" w:hAnsi="Times New Roman" w:cs="Times New Roman"/>
+                <w:noProof/>
+                <w:webHidden/>
+                <w:sz w:val="24"/>
+                <w:szCs w:val="24"/>
               </w:rPr>
               <w:tab/>
             </w:r>
             <w:r>
               <w:rPr>
-                <w:noProof/>
-                <w:webHidden/>
+                <w:rFonts w:ascii="Times New Roman" w:hAnsi="Times New Roman" w:cs="Times New Roman"/>
+                <w:noProof/>
+                <w:webHidden/>
+                <w:sz w:val="24"/>
+                <w:szCs w:val="24"/>
               </w:rPr>
               <w:fldChar w:fldCharType="begin"/>
             </w:r>
             <w:r>
               <w:rPr>
-                <w:noProof/>
-                <w:webHidden/>
+                <w:rFonts w:ascii="Times New Roman" w:hAnsi="Times New Roman" w:cs="Times New Roman"/>
+                <w:noProof/>
+                <w:webHidden/>
+                <w:sz w:val="24"/>
+                <w:szCs w:val="24"/>
               </w:rPr>
               <w:instrText xml:space="preserve"> PAGEREF _Toc225541079 \h </w:instrText>
             </w:r>
             <w:r>
               <w:rPr>
-                <w:noProof/>
-                <w:webHidden/>
-              </w:rPr>
-            </w:r>
-            <w:r>
-              <w:rPr>
-                <w:noProof/>
-                <w:webHidden/>
+                <w:rFonts w:ascii="Times New Roman" w:hAnsi="Times New Roman" w:cs="Times New Roman"/>
+                <w:noProof/>
+                <w:webHidden/>
+                <w:sz w:val="24"/>
+                <w:szCs w:val="24"/>
+              </w:rPr>
+            </w:r>
+            <w:r>
+              <w:rPr>
+                <w:rFonts w:ascii="Times New Roman" w:hAnsi="Times New Roman" w:cs="Times New Roman"/>
+                <w:noProof/>
+                <w:webHidden/>
+                <w:sz w:val="24"/>
+                <w:szCs w:val="24"/>
               </w:rPr>
               <w:fldChar w:fldCharType="separate"/>
             </w:r>
             <w:r>
               <w:rPr>
-                <w:noProof/>
-                <w:webHidden/>
+                <w:rFonts w:ascii="Times New Roman" w:hAnsi="Times New Roman" w:cs="Times New Roman"/>
+                <w:noProof/>
+                <w:webHidden/>
+                <w:sz w:val="24"/>
+                <w:szCs w:val="24"/>
               </w:rPr>
               <w:t>3</w:t>
             </w:r>
             <w:r>
               <w:rPr>
-                <w:noProof/>
-                <w:webHidden/>
+                <w:rFonts w:ascii="Times New Roman" w:hAnsi="Times New Roman" w:cs="Times New Roman"/>
+                <w:noProof/>
+                <w:webHidden/>
+                <w:sz w:val="24"/>
+                <w:szCs w:val="24"/>
               </w:rPr>
               <w:fldChar w:fldCharType="end"/>
             </w:r>
@@ -1056,9 +1306,9 @@
               <w:tab w:val="right" w:leader="dot" w:pos="10196"/>
             </w:tabs>
             <w:spacing w:after="0" w:line="240" w:lineRule="auto"/>
-            <w:ind w:right="737" w:hanging="11"/>
+            <w:ind w:left="0" w:right="0" w:firstLine="709"/>
             <w:rPr>
-              <w:rFonts w:asciiTheme="minorHAnsi" w:eastAsiaTheme="minorEastAsia" w:hAnsiTheme="minorHAnsi" w:cstheme="minorBidi"/>
+              <w:rFonts w:ascii="Times New Roman" w:eastAsiaTheme="minorEastAsia" w:hAnsi="Times New Roman" w:cs="Times New Roman"/>
               <w:noProof/>
               <w:color w:val="auto"/>
               <w:kern w:val="2"/>
@@ -1073,6 +1323,8 @@
                 <w:rStyle w:val="a5"/>
                 <w:rFonts w:ascii="Times New Roman" w:hAnsi="Times New Roman" w:cs="Times New Roman"/>
                 <w:noProof/>
+                <w:sz w:val="24"/>
+                <w:szCs w:val="24"/>
               </w:rPr>
               <w:t>3.1.</w:t>
             </w:r>
@@ -1081,6 +1333,8 @@
                 <w:rStyle w:val="a5"/>
                 <w:rFonts w:ascii="Times New Roman" w:eastAsia="Arial" w:hAnsi="Times New Roman" w:cs="Times New Roman"/>
                 <w:noProof/>
+                <w:sz w:val="24"/>
+                <w:szCs w:val="24"/>
               </w:rPr>
               <w:t xml:space="preserve"> </w:t>
             </w:r>
@@ -1089,54 +1343,77 @@
                 <w:rStyle w:val="a5"/>
                 <w:rFonts w:ascii="Times New Roman" w:hAnsi="Times New Roman" w:cs="Times New Roman"/>
                 <w:noProof/>
+                <w:sz w:val="24"/>
+                <w:szCs w:val="24"/>
               </w:rPr>
               <w:t>Общие требования</w:t>
             </w:r>
             <w:r>
               <w:rPr>
-                <w:noProof/>
-                <w:webHidden/>
+                <w:rFonts w:ascii="Times New Roman" w:hAnsi="Times New Roman" w:cs="Times New Roman"/>
+                <w:noProof/>
+                <w:webHidden/>
+                <w:sz w:val="24"/>
+                <w:szCs w:val="24"/>
               </w:rPr>
               <w:tab/>
             </w:r>
             <w:r>
               <w:rPr>
-                <w:noProof/>
-                <w:webHidden/>
+                <w:rFonts w:ascii="Times New Roman" w:hAnsi="Times New Roman" w:cs="Times New Roman"/>
+                <w:noProof/>
+                <w:webHidden/>
+                <w:sz w:val="24"/>
+                <w:szCs w:val="24"/>
               </w:rPr>
               <w:fldChar w:fldCharType="begin"/>
             </w:r>
             <w:r>
               <w:rPr>
-                <w:noProof/>
-                <w:webHidden/>
+                <w:rFonts w:ascii="Times New Roman" w:hAnsi="Times New Roman" w:cs="Times New Roman"/>
+                <w:noProof/>
+                <w:webHidden/>
+                <w:sz w:val="24"/>
+                <w:szCs w:val="24"/>
               </w:rPr>
               <w:instrText xml:space="preserve"> PAGEREF _Toc225541080 \h </w:instrText>
             </w:r>
             <w:r>
               <w:rPr>
-                <w:noProof/>
-                <w:webHidden/>
-              </w:rPr>
-            </w:r>
-            <w:r>
-              <w:rPr>
-                <w:noProof/>
-                <w:webHidden/>
+                <w:rFonts w:ascii="Times New Roman" w:hAnsi="Times New Roman" w:cs="Times New Roman"/>
+                <w:noProof/>
+                <w:webHidden/>
+                <w:sz w:val="24"/>
+                <w:szCs w:val="24"/>
+              </w:rPr>
+            </w:r>
+            <w:r>
+              <w:rPr>
+                <w:rFonts w:ascii="Times New Roman" w:hAnsi="Times New Roman" w:cs="Times New Roman"/>
+                <w:noProof/>
+                <w:webHidden/>
+                <w:sz w:val="24"/>
+                <w:szCs w:val="24"/>
               </w:rPr>
               <w:fldChar w:fldCharType="separate"/>
             </w:r>
             <w:r>
               <w:rPr>
-                <w:noProof/>
-                <w:webHidden/>
+                <w:rFonts w:ascii="Times New Roman" w:hAnsi="Times New Roman" w:cs="Times New Roman"/>
+                <w:noProof/>
+                <w:webHidden/>
+                <w:sz w:val="24"/>
+                <w:szCs w:val="24"/>
               </w:rPr>
               <w:t>3</w:t>
             </w:r>
             <w:r>
               <w:rPr>
-                <w:noProof/>
-                <w:webHidden/>
+                <w:rFonts w:ascii="Times New Roman" w:hAnsi="Times New Roman" w:cs="Times New Roman"/>
+                <w:noProof/>
+                <w:webHidden/>
+                <w:sz w:val="24"/>
+                <w:szCs w:val="24"/>
               </w:rPr>
               <w:fldChar w:fldCharType="end"/>
             </w:r>
@@ -1149,9 +1426,9 @@
               <w:tab w:val="right" w:leader="dot" w:pos="10196"/>
             </w:tabs>
             <w:spacing w:after="0" w:line="240" w:lineRule="auto"/>
-            <w:ind w:right="737" w:hanging="11"/>
+            <w:ind w:left="0" w:right="0" w:firstLine="709"/>
             <w:rPr>
-              <w:rFonts w:asciiTheme="minorHAnsi" w:eastAsiaTheme="minorEastAsia" w:hAnsiTheme="minorHAnsi" w:cstheme="minorBidi"/>
+              <w:rFonts w:ascii="Times New Roman" w:eastAsiaTheme="minorEastAsia" w:hAnsi="Times New Roman" w:cs="Times New Roman"/>
               <w:noProof/>
               <w:color w:val="auto"/>
               <w:kern w:val="2"/>
@@ -1166,6 +1443,8 @@
                 <w:rStyle w:val="a5"/>
                 <w:rFonts w:ascii="Times New Roman" w:hAnsi="Times New Roman" w:cs="Times New Roman"/>
                 <w:noProof/>
+                <w:sz w:val="24"/>
+                <w:szCs w:val="24"/>
               </w:rPr>
               <w:t>3.2.</w:t>
             </w:r>
@@ -1174,6 +1453,8 @@
                 <w:rStyle w:val="a5"/>
                 <w:rFonts w:ascii="Times New Roman" w:eastAsia="Arial" w:hAnsi="Times New Roman" w:cs="Times New Roman"/>
                 <w:noProof/>
+                <w:sz w:val="24"/>
+                <w:szCs w:val="24"/>
               </w:rPr>
               <w:t xml:space="preserve"> </w:t>
             </w:r>
@@ -1182,54 +1463,77 @@
                 <w:rStyle w:val="a5"/>
                 <w:rFonts w:ascii="Times New Roman" w:hAnsi="Times New Roman" w:cs="Times New Roman"/>
                 <w:noProof/>
+                <w:sz w:val="24"/>
+                <w:szCs w:val="24"/>
               </w:rPr>
               <w:t>Шрифты</w:t>
             </w:r>
             <w:r>
               <w:rPr>
-                <w:noProof/>
-                <w:webHidden/>
+                <w:rFonts w:ascii="Times New Roman" w:hAnsi="Times New Roman" w:cs="Times New Roman"/>
+                <w:noProof/>
+                <w:webHidden/>
+                <w:sz w:val="24"/>
+                <w:szCs w:val="24"/>
               </w:rPr>
               <w:tab/>
             </w:r>
             <w:r>
               <w:rPr>
-                <w:noProof/>
-                <w:webHidden/>
+                <w:rFonts w:ascii="Times New Roman" w:hAnsi="Times New Roman" w:cs="Times New Roman"/>
+                <w:noProof/>
+                <w:webHidden/>
+                <w:sz w:val="24"/>
+                <w:szCs w:val="24"/>
               </w:rPr>
               <w:fldChar w:fldCharType="begin"/>
             </w:r>
             <w:r>
               <w:rPr>
-                <w:noProof/>
-                <w:webHidden/>
+                <w:rFonts w:ascii="Times New Roman" w:hAnsi="Times New Roman" w:cs="Times New Roman"/>
+                <w:noProof/>
+                <w:webHidden/>
+                <w:sz w:val="24"/>
+                <w:szCs w:val="24"/>
               </w:rPr>
               <w:instrText xml:space="preserve"> PAGEREF _Toc225541081 \h </w:instrText>
             </w:r>
             <w:r>
               <w:rPr>
-                <w:noProof/>
-                <w:webHidden/>
-              </w:rPr>
-            </w:r>
-            <w:r>
-              <w:rPr>
-                <w:noProof/>
-                <w:webHidden/>
+                <w:rFonts w:ascii="Times New Roman" w:hAnsi="Times New Roman" w:cs="Times New Roman"/>
+                <w:noProof/>
+                <w:webHidden/>
+                <w:sz w:val="24"/>
+                <w:szCs w:val="24"/>
+              </w:rPr>
+            </w:r>
+            <w:r>
+              <w:rPr>
+                <w:rFonts w:ascii="Times New Roman" w:hAnsi="Times New Roman" w:cs="Times New Roman"/>
+                <w:noProof/>
+                <w:webHidden/>
+                <w:sz w:val="24"/>
+                <w:szCs w:val="24"/>
               </w:rPr>
               <w:fldChar w:fldCharType="separate"/>
             </w:r>
             <w:r>
               <w:rPr>
-                <w:noProof/>
-                <w:webHidden/>
+                <w:rFonts w:ascii="Times New Roman" w:hAnsi="Times New Roman" w:cs="Times New Roman"/>
+                <w:noProof/>
+                <w:webHidden/>
+                <w:sz w:val="24"/>
+                <w:szCs w:val="24"/>
               </w:rPr>
               <w:t>3</w:t>
             </w:r>
             <w:r>
               <w:rPr>
-                <w:noProof/>
-                <w:webHidden/>
+                <w:rFonts w:ascii="Times New Roman" w:hAnsi="Times New Roman" w:cs="Times New Roman"/>
+                <w:noProof/>
+                <w:webHidden/>
+                <w:sz w:val="24"/>
+                <w:szCs w:val="24"/>
               </w:rPr>
               <w:fldChar w:fldCharType="end"/>
             </w:r>
@@ -1242,9 +1546,9 @@
               <w:tab w:val="right" w:leader="dot" w:pos="10196"/>
             </w:tabs>
             <w:spacing w:after="0" w:line="240" w:lineRule="auto"/>
-            <w:ind w:right="737" w:hanging="11"/>
+            <w:ind w:left="0" w:right="0" w:firstLine="709"/>
             <w:rPr>
-              <w:rFonts w:asciiTheme="minorHAnsi" w:eastAsiaTheme="minorEastAsia" w:hAnsiTheme="minorHAnsi" w:cstheme="minorBidi"/>
+              <w:rFonts w:ascii="Times New Roman" w:eastAsiaTheme="minorEastAsia" w:hAnsi="Times New Roman" w:cs="Times New Roman"/>
               <w:noProof/>
               <w:color w:val="auto"/>
               <w:kern w:val="2"/>
@@ -1259,6 +1563,8 @@
                 <w:rStyle w:val="a5"/>
                 <w:rFonts w:ascii="Times New Roman" w:hAnsi="Times New Roman" w:cs="Times New Roman"/>
                 <w:noProof/>
+                <w:sz w:val="24"/>
+                <w:szCs w:val="24"/>
               </w:rPr>
               <w:t>3.3.</w:t>
             </w:r>
@@ -1267,6 +1573,8 @@
                 <w:rStyle w:val="a5"/>
                 <w:rFonts w:ascii="Times New Roman" w:eastAsia="Arial" w:hAnsi="Times New Roman" w:cs="Times New Roman"/>
                 <w:noProof/>
+                <w:sz w:val="24"/>
+                <w:szCs w:val="24"/>
               </w:rPr>
               <w:t xml:space="preserve"> </w:t>
             </w:r>
@@ -1275,54 +1583,77 @@
                 <w:rStyle w:val="a5"/>
                 <w:rFonts w:ascii="Times New Roman" w:hAnsi="Times New Roman" w:cs="Times New Roman"/>
                 <w:noProof/>
+                <w:sz w:val="24"/>
+                <w:szCs w:val="24"/>
               </w:rPr>
               <w:t>Требования к дизайну элементов сайта</w:t>
             </w:r>
             <w:r>
               <w:rPr>
-                <w:noProof/>
-                <w:webHidden/>
+                <w:rFonts w:ascii="Times New Roman" w:hAnsi="Times New Roman" w:cs="Times New Roman"/>
+                <w:noProof/>
+                <w:webHidden/>
+                <w:sz w:val="24"/>
+                <w:szCs w:val="24"/>
               </w:rPr>
               <w:tab/>
             </w:r>
             <w:r>
               <w:rPr>
-                <w:noProof/>
-                <w:webHidden/>
+                <w:rFonts w:ascii="Times New Roman" w:hAnsi="Times New Roman" w:cs="Times New Roman"/>
+                <w:noProof/>
+                <w:webHidden/>
+                <w:sz w:val="24"/>
+                <w:szCs w:val="24"/>
               </w:rPr>
               <w:fldChar w:fldCharType="begin"/>
             </w:r>
             <w:r>
               <w:rPr>
-                <w:noProof/>
-                <w:webHidden/>
+                <w:rFonts w:ascii="Times New Roman" w:hAnsi="Times New Roman" w:cs="Times New Roman"/>
+                <w:noProof/>
+                <w:webHidden/>
+                <w:sz w:val="24"/>
+                <w:szCs w:val="24"/>
               </w:rPr>
               <w:instrText xml:space="preserve"> PAGEREF _Toc225541082 \h </w:instrText>
             </w:r>
             <w:r>
               <w:rPr>
-                <w:noProof/>
-                <w:webHidden/>
-              </w:rPr>
-            </w:r>
-            <w:r>
-              <w:rPr>
-                <w:noProof/>
-                <w:webHidden/>
+                <w:rFonts w:ascii="Times New Roman" w:hAnsi="Times New Roman" w:cs="Times New Roman"/>
+                <w:noProof/>
+                <w:webHidden/>
+                <w:sz w:val="24"/>
+                <w:szCs w:val="24"/>
+              </w:rPr>
+            </w:r>
+            <w:r>
+              <w:rPr>
+                <w:rFonts w:ascii="Times New Roman" w:hAnsi="Times New Roman" w:cs="Times New Roman"/>
+                <w:noProof/>
+                <w:webHidden/>
+                <w:sz w:val="24"/>
+                <w:szCs w:val="24"/>
               </w:rPr>
               <w:fldChar w:fldCharType="separate"/>
             </w:r>
             <w:r>
               <w:rPr>
-                <w:noProof/>
-                <w:webHidden/>
+                <w:rFonts w:ascii="Times New Roman" w:hAnsi="Times New Roman" w:cs="Times New Roman"/>
+                <w:noProof/>
+                <w:webHidden/>
+                <w:sz w:val="24"/>
+                <w:szCs w:val="24"/>
               </w:rPr>
               <w:t>3</w:t>
             </w:r>
             <w:r>
               <w:rPr>
-                <w:noProof/>
-                <w:webHidden/>
+                <w:rFonts w:ascii="Times New Roman" w:hAnsi="Times New Roman" w:cs="Times New Roman"/>
+                <w:noProof/>
+                <w:webHidden/>
+                <w:sz w:val="24"/>
+                <w:szCs w:val="24"/>
               </w:rPr>
               <w:fldChar w:fldCharType="end"/>
             </w:r>
@@ -1335,9 +1666,9 @@
               <w:tab w:val="right" w:leader="dot" w:pos="10196"/>
             </w:tabs>
             <w:spacing w:after="0" w:line="240" w:lineRule="auto"/>
-            <w:ind w:right="737" w:hanging="11"/>
+            <w:ind w:left="0" w:right="0" w:firstLine="709"/>
             <w:rPr>
-              <w:rFonts w:asciiTheme="minorHAnsi" w:eastAsiaTheme="minorEastAsia" w:hAnsiTheme="minorHAnsi" w:cstheme="minorBidi"/>
+              <w:rFonts w:ascii="Times New Roman" w:eastAsiaTheme="minorEastAsia" w:hAnsi="Times New Roman" w:cs="Times New Roman"/>
               <w:noProof/>
               <w:color w:val="auto"/>
               <w:kern w:val="2"/>
@@ -1352,6 +1683,8 @@
                 <w:rStyle w:val="a5"/>
                 <w:rFonts w:ascii="Times New Roman" w:hAnsi="Times New Roman" w:cs="Times New Roman"/>
                 <w:noProof/>
+                <w:sz w:val="24"/>
+                <w:szCs w:val="24"/>
               </w:rPr>
               <w:t>3.3.1.</w:t>
             </w:r>
@@ -1361,6 +1694,8 @@
                 <w:rFonts w:ascii="Times New Roman" w:eastAsia="Arial" w:hAnsi="Times New Roman" w:cs="Times New Roman"/>
                 <w:i/>
                 <w:noProof/>
+                <w:sz w:val="24"/>
+                <w:szCs w:val="24"/>
               </w:rPr>
               <w:t xml:space="preserve"> </w:t>
             </w:r>
@@ -1369,54 +1704,77 @@
                 <w:rStyle w:val="a5"/>
                 <w:rFonts w:ascii="Times New Roman" w:hAnsi="Times New Roman" w:cs="Times New Roman"/>
                 <w:noProof/>
+                <w:sz w:val="24"/>
+                <w:szCs w:val="24"/>
               </w:rPr>
               <w:t xml:space="preserve"> Логотип</w:t>
             </w:r>
             <w:r>
               <w:rPr>
-                <w:noProof/>
-                <w:webHidden/>
+                <w:rFonts w:ascii="Times New Roman" w:hAnsi="Times New Roman" w:cs="Times New Roman"/>
+                <w:noProof/>
+                <w:webHidden/>
+                <w:sz w:val="24"/>
+                <w:szCs w:val="24"/>
               </w:rPr>
               <w:tab/>
             </w:r>
             <w:r>
               <w:rPr>
-                <w:noProof/>
-                <w:webHidden/>
+                <w:rFonts w:ascii="Times New Roman" w:hAnsi="Times New Roman" w:cs="Times New Roman"/>
+                <w:noProof/>
+                <w:webHidden/>
+                <w:sz w:val="24"/>
+                <w:szCs w:val="24"/>
               </w:rPr>
               <w:fldChar w:fldCharType="begin"/>
             </w:r>
             <w:r>
               <w:rPr>
-                <w:noProof/>
-                <w:webHidden/>
+                <w:rFonts w:ascii="Times New Roman" w:hAnsi="Times New Roman" w:cs="Times New Roman"/>
+                <w:noProof/>
+                <w:webHidden/>
+                <w:sz w:val="24"/>
+                <w:szCs w:val="24"/>
               </w:rPr>
               <w:instrText xml:space="preserve"> PAGEREF _Toc225541083 \h </w:instrText>
             </w:r>
             <w:r>
               <w:rPr>
-                <w:noProof/>
-                <w:webHidden/>
-              </w:rPr>
-            </w:r>
-            <w:r>
-              <w:rPr>
-                <w:noProof/>
-                <w:webHidden/>
+                <w:rFonts w:ascii="Times New Roman" w:hAnsi="Times New Roman" w:cs="Times New Roman"/>
+                <w:noProof/>
+                <w:webHidden/>
+                <w:sz w:val="24"/>
+                <w:szCs w:val="24"/>
+              </w:rPr>
+            </w:r>
+            <w:r>
+              <w:rPr>
+                <w:rFonts w:ascii="Times New Roman" w:hAnsi="Times New Roman" w:cs="Times New Roman"/>
+                <w:noProof/>
+                <w:webHidden/>
+                <w:sz w:val="24"/>
+                <w:szCs w:val="24"/>
               </w:rPr>
               <w:fldChar w:fldCharType="separate"/>
             </w:r>
             <w:r>
               <w:rPr>
-                <w:noProof/>
-                <w:webHidden/>
+                <w:rFonts w:ascii="Times New Roman" w:hAnsi="Times New Roman" w:cs="Times New Roman"/>
+                <w:noProof/>
+                <w:webHidden/>
+                <w:sz w:val="24"/>
+                <w:szCs w:val="24"/>
               </w:rPr>
               <w:t>3</w:t>
             </w:r>
             <w:r>
               <w:rPr>
-                <w:noProof/>
-                <w:webHidden/>
+                <w:rFonts w:ascii="Times New Roman" w:hAnsi="Times New Roman" w:cs="Times New Roman"/>
+                <w:noProof/>
+                <w:webHidden/>
+                <w:sz w:val="24"/>
+                <w:szCs w:val="24"/>
               </w:rPr>
               <w:fldChar w:fldCharType="end"/>
             </w:r>
@@ -1429,9 +1787,9 @@
               <w:tab w:val="right" w:leader="dot" w:pos="10196"/>
             </w:tabs>
             <w:spacing w:after="0" w:line="240" w:lineRule="auto"/>
-            <w:ind w:right="737" w:hanging="11"/>
+            <w:ind w:left="0" w:right="0" w:firstLine="709"/>
             <w:rPr>
-              <w:rFonts w:asciiTheme="minorHAnsi" w:eastAsiaTheme="minorEastAsia" w:hAnsiTheme="minorHAnsi" w:cstheme="minorBidi"/>
+              <w:rFonts w:ascii="Times New Roman" w:eastAsiaTheme="minorEastAsia" w:hAnsi="Times New Roman" w:cs="Times New Roman"/>
               <w:noProof/>
               <w:color w:val="auto"/>
               <w:kern w:val="2"/>
@@ -1446,6 +1804,8 @@
                 <w:rStyle w:val="a5"/>
                 <w:rFonts w:ascii="Times New Roman" w:hAnsi="Times New Roman" w:cs="Times New Roman"/>
                 <w:noProof/>
+                <w:sz w:val="24"/>
+                <w:szCs w:val="24"/>
               </w:rPr>
               <w:t>3.3.2.</w:t>
             </w:r>
@@ -1455,6 +1815,8 @@
                 <w:rFonts w:ascii="Times New Roman" w:eastAsia="Arial" w:hAnsi="Times New Roman" w:cs="Times New Roman"/>
                 <w:i/>
                 <w:noProof/>
+                <w:sz w:val="24"/>
+                <w:szCs w:val="24"/>
               </w:rPr>
               <w:t xml:space="preserve"> </w:t>
             </w:r>
@@ -1463,54 +1825,77 @@
                 <w:rStyle w:val="a5"/>
                 <w:rFonts w:ascii="Times New Roman" w:hAnsi="Times New Roman" w:cs="Times New Roman"/>
                 <w:noProof/>
+                <w:sz w:val="24"/>
+                <w:szCs w:val="24"/>
               </w:rPr>
               <w:t xml:space="preserve"> Шапка сайта</w:t>
             </w:r>
             <w:r>
               <w:rPr>
-                <w:noProof/>
-                <w:webHidden/>
+                <w:rFonts w:ascii="Times New Roman" w:hAnsi="Times New Roman" w:cs="Times New Roman"/>
+                <w:noProof/>
+                <w:webHidden/>
+                <w:sz w:val="24"/>
+                <w:szCs w:val="24"/>
               </w:rPr>
               <w:tab/>
             </w:r>
             <w:r>
               <w:rPr>
-                <w:noProof/>
-                <w:webHidden/>
+                <w:rFonts w:ascii="Times New Roman" w:hAnsi="Times New Roman" w:cs="Times New Roman"/>
+                <w:noProof/>
+                <w:webHidden/>
+                <w:sz w:val="24"/>
+                <w:szCs w:val="24"/>
               </w:rPr>
               <w:fldChar w:fldCharType="begin"/>
             </w:r>
             <w:r>
               <w:rPr>
-                <w:noProof/>
-                <w:webHidden/>
+                <w:rFonts w:ascii="Times New Roman" w:hAnsi="Times New Roman" w:cs="Times New Roman"/>
+                <w:noProof/>
+                <w:webHidden/>
+                <w:sz w:val="24"/>
+                <w:szCs w:val="24"/>
               </w:rPr>
               <w:instrText xml:space="preserve"> PAGEREF _Toc225541084 \h </w:instrText>
             </w:r>
             <w:r>
               <w:rPr>
-                <w:noProof/>
-                <w:webHidden/>
-              </w:rPr>
-            </w:r>
-            <w:r>
-              <w:rPr>
-                <w:noProof/>
-                <w:webHidden/>
+                <w:rFonts w:ascii="Times New Roman" w:hAnsi="Times New Roman" w:cs="Times New Roman"/>
+                <w:noProof/>
+                <w:webHidden/>
+                <w:sz w:val="24"/>
+                <w:szCs w:val="24"/>
+              </w:rPr>
+            </w:r>
+            <w:r>
+              <w:rPr>
+                <w:rFonts w:ascii="Times New Roman" w:hAnsi="Times New Roman" w:cs="Times New Roman"/>
+                <w:noProof/>
+                <w:webHidden/>
+                <w:sz w:val="24"/>
+                <w:szCs w:val="24"/>
               </w:rPr>
               <w:fldChar w:fldCharType="separate"/>
             </w:r>
             <w:r>
               <w:rPr>
-                <w:noProof/>
-                <w:webHidden/>
+                <w:rFonts w:ascii="Times New Roman" w:hAnsi="Times New Roman" w:cs="Times New Roman"/>
+                <w:noProof/>
+                <w:webHidden/>
+                <w:sz w:val="24"/>
+                <w:szCs w:val="24"/>
               </w:rPr>
               <w:t>3</w:t>
             </w:r>
             <w:r>
               <w:rPr>
-                <w:noProof/>
-                <w:webHidden/>
+                <w:rFonts w:ascii="Times New Roman" w:hAnsi="Times New Roman" w:cs="Times New Roman"/>
+                <w:noProof/>
+                <w:webHidden/>
+                <w:sz w:val="24"/>
+                <w:szCs w:val="24"/>
               </w:rPr>
               <w:fldChar w:fldCharType="end"/>
             </w:r>
@@ -1523,9 +1908,9 @@
               <w:tab w:val="right" w:leader="dot" w:pos="10196"/>
             </w:tabs>
             <w:spacing w:after="0" w:line="240" w:lineRule="auto"/>
-            <w:ind w:right="737" w:hanging="11"/>
+            <w:ind w:left="0" w:right="0" w:firstLine="709"/>
             <w:rPr>
-              <w:rFonts w:asciiTheme="minorHAnsi" w:eastAsiaTheme="minorEastAsia" w:hAnsiTheme="minorHAnsi" w:cstheme="minorBidi"/>
+              <w:rFonts w:ascii="Times New Roman" w:eastAsiaTheme="minorEastAsia" w:hAnsi="Times New Roman" w:cs="Times New Roman"/>
               <w:noProof/>
               <w:color w:val="auto"/>
               <w:kern w:val="2"/>
@@ -1540,6 +1925,8 @@
                 <w:rStyle w:val="a5"/>
                 <w:rFonts w:ascii="Times New Roman" w:hAnsi="Times New Roman" w:cs="Times New Roman"/>
                 <w:noProof/>
+                <w:sz w:val="24"/>
+                <w:szCs w:val="24"/>
               </w:rPr>
               <w:t>3.3.3.</w:t>
             </w:r>
@@ -1549,6 +1936,8 @@
                 <w:rFonts w:ascii="Times New Roman" w:eastAsia="Arial" w:hAnsi="Times New Roman" w:cs="Times New Roman"/>
                 <w:i/>
                 <w:noProof/>
+                <w:sz w:val="24"/>
+                <w:szCs w:val="24"/>
               </w:rPr>
               <w:t xml:space="preserve"> </w:t>
             </w:r>
@@ -1557,54 +1946,77 @@
                 <w:rStyle w:val="a5"/>
                 <w:rFonts w:ascii="Times New Roman" w:hAnsi="Times New Roman" w:cs="Times New Roman"/>
                 <w:noProof/>
+                <w:sz w:val="24"/>
+                <w:szCs w:val="24"/>
               </w:rPr>
               <w:t xml:space="preserve"> Основное и второстепенное меню</w:t>
             </w:r>
             <w:r>
               <w:rPr>
-                <w:noProof/>
-                <w:webHidden/>
+                <w:rFonts w:ascii="Times New Roman" w:hAnsi="Times New Roman" w:cs="Times New Roman"/>
+                <w:noProof/>
+                <w:webHidden/>
+                <w:sz w:val="24"/>
+                <w:szCs w:val="24"/>
               </w:rPr>
               <w:tab/>
             </w:r>
             <w:r>
               <w:rPr>
-                <w:noProof/>
-                <w:webHidden/>
+                <w:rFonts w:ascii="Times New Roman" w:hAnsi="Times New Roman" w:cs="Times New Roman"/>
+                <w:noProof/>
+                <w:webHidden/>
+                <w:sz w:val="24"/>
+                <w:szCs w:val="24"/>
               </w:rPr>
               <w:fldChar w:fldCharType="begin"/>
             </w:r>
             <w:r>
               <w:rPr>
-                <w:noProof/>
-                <w:webHidden/>
+                <w:rFonts w:ascii="Times New Roman" w:hAnsi="Times New Roman" w:cs="Times New Roman"/>
+                <w:noProof/>
+                <w:webHidden/>
+                <w:sz w:val="24"/>
+                <w:szCs w:val="24"/>
               </w:rPr>
               <w:instrText xml:space="preserve"> PAGEREF _Toc225541085 \h </w:instrText>
             </w:r>
             <w:r>
               <w:rPr>
-                <w:noProof/>
-                <w:webHidden/>
-              </w:rPr>
-            </w:r>
-            <w:r>
-              <w:rPr>
-                <w:noProof/>
-                <w:webHidden/>
+                <w:rFonts w:ascii="Times New Roman" w:hAnsi="Times New Roman" w:cs="Times New Roman"/>
+                <w:noProof/>
+                <w:webHidden/>
+                <w:sz w:val="24"/>
+                <w:szCs w:val="24"/>
+              </w:rPr>
+            </w:r>
+            <w:r>
+              <w:rPr>
+                <w:rFonts w:ascii="Times New Roman" w:hAnsi="Times New Roman" w:cs="Times New Roman"/>
+                <w:noProof/>
+                <w:webHidden/>
+                <w:sz w:val="24"/>
+                <w:szCs w:val="24"/>
               </w:rPr>
               <w:fldChar w:fldCharType="separate"/>
             </w:r>
             <w:r>
               <w:rPr>
-                <w:noProof/>
-                <w:webHidden/>
+                <w:rFonts w:ascii="Times New Roman" w:hAnsi="Times New Roman" w:cs="Times New Roman"/>
+                <w:noProof/>
+                <w:webHidden/>
+                <w:sz w:val="24"/>
+                <w:szCs w:val="24"/>
               </w:rPr>
               <w:t>4</w:t>
             </w:r>
             <w:r>
               <w:rPr>
-                <w:noProof/>
-                <w:webHidden/>
+                <w:rFonts w:ascii="Times New Roman" w:hAnsi="Times New Roman" w:cs="Times New Roman"/>
+                <w:noProof/>
+                <w:webHidden/>
+                <w:sz w:val="24"/>
+                <w:szCs w:val="24"/>
               </w:rPr>
               <w:fldChar w:fldCharType="end"/>
             </w:r>
@@ -1617,9 +2029,9 @@
               <w:tab w:val="right" w:leader="dot" w:pos="10196"/>
             </w:tabs>
             <w:spacing w:after="0" w:line="240" w:lineRule="auto"/>
-            <w:ind w:right="737" w:hanging="11"/>
+            <w:ind w:left="0" w:right="0" w:firstLine="709"/>
             <w:rPr>
-              <w:rFonts w:asciiTheme="minorHAnsi" w:eastAsiaTheme="minorEastAsia" w:hAnsiTheme="minorHAnsi" w:cstheme="minorBidi"/>
+              <w:rFonts w:ascii="Times New Roman" w:eastAsiaTheme="minorEastAsia" w:hAnsi="Times New Roman" w:cs="Times New Roman"/>
               <w:noProof/>
               <w:color w:val="auto"/>
               <w:kern w:val="2"/>
@@ -1634,6 +2046,8 @@
                 <w:rStyle w:val="a5"/>
                 <w:rFonts w:ascii="Times New Roman" w:hAnsi="Times New Roman" w:cs="Times New Roman"/>
                 <w:noProof/>
+                <w:sz w:val="24"/>
+                <w:szCs w:val="24"/>
               </w:rPr>
               <w:t>3.3.4.</w:t>
             </w:r>
@@ -1643,6 +2057,8 @@
                 <w:rFonts w:ascii="Times New Roman" w:eastAsia="Arial" w:hAnsi="Times New Roman" w:cs="Times New Roman"/>
                 <w:i/>
                 <w:noProof/>
+                <w:sz w:val="24"/>
+                <w:szCs w:val="24"/>
               </w:rPr>
               <w:t xml:space="preserve"> </w:t>
             </w:r>
@@ -1651,54 +2067,77 @@
                 <w:rStyle w:val="a5"/>
                 <w:rFonts w:ascii="Times New Roman" w:hAnsi="Times New Roman" w:cs="Times New Roman"/>
                 <w:noProof/>
+                <w:sz w:val="24"/>
+                <w:szCs w:val="24"/>
               </w:rPr>
               <w:t xml:space="preserve"> Боковое меню</w:t>
             </w:r>
             <w:r>
               <w:rPr>
-                <w:noProof/>
-                <w:webHidden/>
+                <w:rFonts w:ascii="Times New Roman" w:hAnsi="Times New Roman" w:cs="Times New Roman"/>
+                <w:noProof/>
+                <w:webHidden/>
+                <w:sz w:val="24"/>
+                <w:szCs w:val="24"/>
               </w:rPr>
               <w:tab/>
             </w:r>
             <w:r>
               <w:rPr>
-                <w:noProof/>
-                <w:webHidden/>
+                <w:rFonts w:ascii="Times New Roman" w:hAnsi="Times New Roman" w:cs="Times New Roman"/>
+                <w:noProof/>
+                <w:webHidden/>
+                <w:sz w:val="24"/>
+                <w:szCs w:val="24"/>
               </w:rPr>
               <w:fldChar w:fldCharType="begin"/>
             </w:r>
             <w:r>
               <w:rPr>
-                <w:noProof/>
-                <w:webHidden/>
+                <w:rFonts w:ascii="Times New Roman" w:hAnsi="Times New Roman" w:cs="Times New Roman"/>
+                <w:noProof/>
+                <w:webHidden/>
+                <w:sz w:val="24"/>
+                <w:szCs w:val="24"/>
               </w:rPr>
               <w:instrText xml:space="preserve"> PAGEREF _Toc225541086 \h </w:instrText>
             </w:r>
             <w:r>
               <w:rPr>
-                <w:noProof/>
-                <w:webHidden/>
-              </w:rPr>
-            </w:r>
-            <w:r>
-              <w:rPr>
-                <w:noProof/>
-                <w:webHidden/>
+                <w:rFonts w:ascii="Times New Roman" w:hAnsi="Times New Roman" w:cs="Times New Roman"/>
+                <w:noProof/>
+                <w:webHidden/>
+                <w:sz w:val="24"/>
+                <w:szCs w:val="24"/>
+              </w:rPr>
+            </w:r>
+            <w:r>
+              <w:rPr>
+                <w:rFonts w:ascii="Times New Roman" w:hAnsi="Times New Roman" w:cs="Times New Roman"/>
+                <w:noProof/>
+                <w:webHidden/>
+                <w:sz w:val="24"/>
+                <w:szCs w:val="24"/>
               </w:rPr>
               <w:fldChar w:fldCharType="separate"/>
             </w:r>
             <w:r>
               <w:rPr>
-                <w:noProof/>
-                <w:webHidden/>
+                <w:rFonts w:ascii="Times New Roman" w:hAnsi="Times New Roman" w:cs="Times New Roman"/>
+                <w:noProof/>
+                <w:webHidden/>
+                <w:sz w:val="24"/>
+                <w:szCs w:val="24"/>
               </w:rPr>
               <w:t>4</w:t>
             </w:r>
             <w:r>
               <w:rPr>
-                <w:noProof/>
-                <w:webHidden/>
+                <w:rFonts w:ascii="Times New Roman" w:hAnsi="Times New Roman" w:cs="Times New Roman"/>
+                <w:noProof/>
+                <w:webHidden/>
+                <w:sz w:val="24"/>
+                <w:szCs w:val="24"/>
               </w:rPr>
               <w:fldChar w:fldCharType="end"/>
             </w:r>
@@ -1711,9 +2150,9 @@
               <w:tab w:val="right" w:leader="dot" w:pos="10196"/>
             </w:tabs>
             <w:spacing w:after="0" w:line="240" w:lineRule="auto"/>
-            <w:ind w:right="737" w:hanging="11"/>
+            <w:ind w:left="0" w:right="0" w:firstLine="709"/>
             <w:rPr>
-              <w:rFonts w:asciiTheme="minorHAnsi" w:eastAsiaTheme="minorEastAsia" w:hAnsiTheme="minorHAnsi" w:cstheme="minorBidi"/>
+              <w:rFonts w:ascii="Times New Roman" w:eastAsiaTheme="minorEastAsia" w:hAnsi="Times New Roman" w:cs="Times New Roman"/>
               <w:noProof/>
               <w:color w:val="auto"/>
               <w:kern w:val="2"/>
@@ -1728,6 +2167,8 @@
                 <w:rStyle w:val="a5"/>
                 <w:rFonts w:ascii="Times New Roman" w:hAnsi="Times New Roman" w:cs="Times New Roman"/>
                 <w:noProof/>
+                <w:sz w:val="24"/>
+                <w:szCs w:val="24"/>
               </w:rPr>
               <w:t>3.3.5.</w:t>
             </w:r>
@@ -1737,6 +2178,8 @@
                 <w:rFonts w:ascii="Times New Roman" w:eastAsia="Arial" w:hAnsi="Times New Roman" w:cs="Times New Roman"/>
                 <w:i/>
                 <w:noProof/>
+                <w:sz w:val="24"/>
+                <w:szCs w:val="24"/>
               </w:rPr>
               <w:t xml:space="preserve"> </w:t>
             </w:r>
@@ -1745,54 +2188,77 @@
                 <w:rStyle w:val="a5"/>
                 <w:rFonts w:ascii="Times New Roman" w:hAnsi="Times New Roman" w:cs="Times New Roman"/>
                 <w:noProof/>
+                <w:sz w:val="24"/>
+                <w:szCs w:val="24"/>
               </w:rPr>
               <w:t xml:space="preserve"> Основное поле контента</w:t>
             </w:r>
             <w:r>
               <w:rPr>
-                <w:noProof/>
-                <w:webHidden/>
+                <w:rFonts w:ascii="Times New Roman" w:hAnsi="Times New Roman" w:cs="Times New Roman"/>
+                <w:noProof/>
+                <w:webHidden/>
+                <w:sz w:val="24"/>
+                <w:szCs w:val="24"/>
               </w:rPr>
               <w:tab/>
             </w:r>
             <w:r>
               <w:rPr>
-                <w:noProof/>
-                <w:webHidden/>
+                <w:rFonts w:ascii="Times New Roman" w:hAnsi="Times New Roman" w:cs="Times New Roman"/>
+                <w:noProof/>
+                <w:webHidden/>
+                <w:sz w:val="24"/>
+                <w:szCs w:val="24"/>
               </w:rPr>
               <w:fldChar w:fldCharType="begin"/>
             </w:r>
             <w:r>
               <w:rPr>
-                <w:noProof/>
-                <w:webHidden/>
+                <w:rFonts w:ascii="Times New Roman" w:hAnsi="Times New Roman" w:cs="Times New Roman"/>
+                <w:noProof/>
+                <w:webHidden/>
+                <w:sz w:val="24"/>
+                <w:szCs w:val="24"/>
               </w:rPr>
               <w:instrText xml:space="preserve"> PAGEREF _Toc225541087 \h </w:instrText>
             </w:r>
             <w:r>
               <w:rPr>
-                <w:noProof/>
-                <w:webHidden/>
-              </w:rPr>
-            </w:r>
-            <w:r>
-              <w:rPr>
-                <w:noProof/>
-                <w:webHidden/>
+                <w:rFonts w:ascii="Times New Roman" w:hAnsi="Times New Roman" w:cs="Times New Roman"/>
+                <w:noProof/>
+                <w:webHidden/>
+                <w:sz w:val="24"/>
+                <w:szCs w:val="24"/>
+              </w:rPr>
+            </w:r>
+            <w:r>
+              <w:rPr>
+                <w:rFonts w:ascii="Times New Roman" w:hAnsi="Times New Roman" w:cs="Times New Roman"/>
+                <w:noProof/>
+                <w:webHidden/>
+                <w:sz w:val="24"/>
+                <w:szCs w:val="24"/>
               </w:rPr>
               <w:fldChar w:fldCharType="separate"/>
             </w:r>
             <w:r>
               <w:rPr>
-                <w:noProof/>
-                <w:webHidden/>
+                <w:rFonts w:ascii="Times New Roman" w:hAnsi="Times New Roman" w:cs="Times New Roman"/>
+                <w:noProof/>
+                <w:webHidden/>
+                <w:sz w:val="24"/>
+                <w:szCs w:val="24"/>
               </w:rPr>
               <w:t>4</w:t>
             </w:r>
             <w:r>
               <w:rPr>
-                <w:noProof/>
-                <w:webHidden/>
+                <w:rFonts w:ascii="Times New Roman" w:hAnsi="Times New Roman" w:cs="Times New Roman"/>
+                <w:noProof/>
+                <w:webHidden/>
+                <w:sz w:val="24"/>
+                <w:szCs w:val="24"/>
               </w:rPr>
               <w:fldChar w:fldCharType="end"/>
             </w:r>
@@ -1805,9 +2271,9 @@
               <w:tab w:val="right" w:leader="dot" w:pos="10196"/>
             </w:tabs>
             <w:spacing w:after="0" w:line="240" w:lineRule="auto"/>
-            <w:ind w:right="737" w:hanging="11"/>
+            <w:ind w:left="0" w:right="0" w:firstLine="709"/>
             <w:rPr>
-              <w:rFonts w:asciiTheme="minorHAnsi" w:eastAsiaTheme="minorEastAsia" w:hAnsiTheme="minorHAnsi" w:cstheme="minorBidi"/>
+              <w:rFonts w:ascii="Times New Roman" w:eastAsiaTheme="minorEastAsia" w:hAnsi="Times New Roman" w:cs="Times New Roman"/>
               <w:noProof/>
               <w:color w:val="auto"/>
               <w:kern w:val="2"/>
@@ -1822,6 +2288,8 @@
                 <w:rStyle w:val="a5"/>
                 <w:rFonts w:ascii="Times New Roman" w:hAnsi="Times New Roman" w:cs="Times New Roman"/>
                 <w:noProof/>
+                <w:sz w:val="24"/>
+                <w:szCs w:val="24"/>
               </w:rPr>
               <w:t>3.3.6.</w:t>
             </w:r>
@@ -1831,6 +2299,8 @@
                 <w:rFonts w:ascii="Times New Roman" w:eastAsia="Arial" w:hAnsi="Times New Roman" w:cs="Times New Roman"/>
                 <w:i/>
                 <w:noProof/>
+                <w:sz w:val="24"/>
+                <w:szCs w:val="24"/>
               </w:rPr>
               <w:t xml:space="preserve"> </w:t>
             </w:r>
@@ -1839,54 +2309,77 @@
                 <w:rStyle w:val="a5"/>
                 <w:rFonts w:ascii="Times New Roman" w:hAnsi="Times New Roman" w:cs="Times New Roman"/>
                 <w:noProof/>
+                <w:sz w:val="24"/>
+                <w:szCs w:val="24"/>
               </w:rPr>
               <w:t xml:space="preserve"> Подложка</w:t>
             </w:r>
             <w:r>
               <w:rPr>
-                <w:noProof/>
-                <w:webHidden/>
+                <w:rFonts w:ascii="Times New Roman" w:hAnsi="Times New Roman" w:cs="Times New Roman"/>
+                <w:noProof/>
+                <w:webHidden/>
+                <w:sz w:val="24"/>
+                <w:szCs w:val="24"/>
               </w:rPr>
               <w:tab/>
             </w:r>
             <w:r>
               <w:rPr>
-                <w:noProof/>
-                <w:webHidden/>
+                <w:rFonts w:ascii="Times New Roman" w:hAnsi="Times New Roman" w:cs="Times New Roman"/>
+                <w:noProof/>
+                <w:webHidden/>
+                <w:sz w:val="24"/>
+                <w:szCs w:val="24"/>
               </w:rPr>
               <w:fldChar w:fldCharType="begin"/>
             </w:r>
             <w:r>
               <w:rPr>
-                <w:noProof/>
-                <w:webHidden/>
+                <w:rFonts w:ascii="Times New Roman" w:hAnsi="Times New Roman" w:cs="Times New Roman"/>
+                <w:noProof/>
+                <w:webHidden/>
+                <w:sz w:val="24"/>
+                <w:szCs w:val="24"/>
               </w:rPr>
               <w:instrText xml:space="preserve"> PAGEREF _Toc225541088 \h </w:instrText>
             </w:r>
             <w:r>
               <w:rPr>
-                <w:noProof/>
-                <w:webHidden/>
-              </w:rPr>
-            </w:r>
-            <w:r>
-              <w:rPr>
-                <w:noProof/>
-                <w:webHidden/>
+                <w:rFonts w:ascii="Times New Roman" w:hAnsi="Times New Roman" w:cs="Times New Roman"/>
+                <w:noProof/>
+                <w:webHidden/>
+                <w:sz w:val="24"/>
+                <w:szCs w:val="24"/>
+              </w:rPr>
+            </w:r>
+            <w:r>
+              <w:rPr>
+                <w:rFonts w:ascii="Times New Roman" w:hAnsi="Times New Roman" w:cs="Times New Roman"/>
+                <w:noProof/>
+                <w:webHidden/>
+                <w:sz w:val="24"/>
+                <w:szCs w:val="24"/>
               </w:rPr>
               <w:fldChar w:fldCharType="separate"/>
             </w:r>
             <w:r>
               <w:rPr>
-                <w:noProof/>
-                <w:webHidden/>
+                <w:rFonts w:ascii="Times New Roman" w:hAnsi="Times New Roman" w:cs="Times New Roman"/>
+                <w:noProof/>
+                <w:webHidden/>
+                <w:sz w:val="24"/>
+                <w:szCs w:val="24"/>
               </w:rPr>
               <w:t>4</w:t>
             </w:r>
             <w:r>
               <w:rPr>
-                <w:noProof/>
-                <w:webHidden/>
+                <w:rFonts w:ascii="Times New Roman" w:hAnsi="Times New Roman" w:cs="Times New Roman"/>
+                <w:noProof/>
+                <w:webHidden/>
+                <w:sz w:val="24"/>
+                <w:szCs w:val="24"/>
               </w:rPr>
               <w:fldChar w:fldCharType="end"/>
             </w:r>
@@ -1899,9 +2392,9 @@
               <w:tab w:val="right" w:leader="dot" w:pos="10196"/>
             </w:tabs>
             <w:spacing w:after="0" w:line="240" w:lineRule="auto"/>
-            <w:ind w:right="737" w:hanging="11"/>
+            <w:ind w:left="0" w:right="0" w:firstLine="709"/>
             <w:rPr>
-              <w:rFonts w:asciiTheme="minorHAnsi" w:eastAsiaTheme="minorEastAsia" w:hAnsiTheme="minorHAnsi" w:cstheme="minorBidi"/>
+              <w:rFonts w:ascii="Times New Roman" w:eastAsiaTheme="minorEastAsia" w:hAnsi="Times New Roman" w:cs="Times New Roman"/>
               <w:noProof/>
               <w:color w:val="auto"/>
               <w:kern w:val="2"/>
@@ -1916,54 +2409,77 @@
                 <w:rStyle w:val="a5"/>
                 <w:rFonts w:ascii="Times New Roman" w:hAnsi="Times New Roman" w:cs="Times New Roman"/>
                 <w:noProof/>
+                <w:sz w:val="24"/>
+                <w:szCs w:val="24"/>
               </w:rPr>
               <w:t>4. ОПИСАНИЕ СТРАНИЦ</w:t>
             </w:r>
             <w:r>
               <w:rPr>
-                <w:noProof/>
-                <w:webHidden/>
+                <w:rFonts w:ascii="Times New Roman" w:hAnsi="Times New Roman" w:cs="Times New Roman"/>
+                <w:noProof/>
+                <w:webHidden/>
+                <w:sz w:val="24"/>
+                <w:szCs w:val="24"/>
               </w:rPr>
               <w:tab/>
             </w:r>
             <w:r>
               <w:rPr>
-                <w:noProof/>
-                <w:webHidden/>
+                <w:rFonts w:ascii="Times New Roman" w:hAnsi="Times New Roman" w:cs="Times New Roman"/>
+                <w:noProof/>
+                <w:webHidden/>
+                <w:sz w:val="24"/>
+                <w:szCs w:val="24"/>
               </w:rPr>
               <w:fldChar w:fldCharType="begin"/>
             </w:r>
             <w:r>
               <w:rPr>
-                <w:noProof/>
-                <w:webHidden/>
+                <w:rFonts w:ascii="Times New Roman" w:hAnsi="Times New Roman" w:cs="Times New Roman"/>
+                <w:noProof/>
+                <w:webHidden/>
+                <w:sz w:val="24"/>
+                <w:szCs w:val="24"/>
               </w:rPr>
               <w:instrText xml:space="preserve"> PAGEREF _Toc225541089 \h </w:instrText>
             </w:r>
             <w:r>
               <w:rPr>
-                <w:noProof/>
-                <w:webHidden/>
-              </w:rPr>
-            </w:r>
-            <w:r>
-              <w:rPr>
-                <w:noProof/>
-                <w:webHidden/>
+                <w:rFonts w:ascii="Times New Roman" w:hAnsi="Times New Roman" w:cs="Times New Roman"/>
+                <w:noProof/>
+                <w:webHidden/>
+                <w:sz w:val="24"/>
+                <w:szCs w:val="24"/>
+              </w:rPr>
+            </w:r>
+            <w:r>
+              <w:rPr>
+                <w:rFonts w:ascii="Times New Roman" w:hAnsi="Times New Roman" w:cs="Times New Roman"/>
+                <w:noProof/>
+                <w:webHidden/>
+                <w:sz w:val="24"/>
+                <w:szCs w:val="24"/>
               </w:rPr>
               <w:fldChar w:fldCharType="separate"/>
             </w:r>
             <w:r>
               <w:rPr>
-                <w:noProof/>
-                <w:webHidden/>
+                <w:rFonts w:ascii="Times New Roman" w:hAnsi="Times New Roman" w:cs="Times New Roman"/>
+                <w:noProof/>
+                <w:webHidden/>
+                <w:sz w:val="24"/>
+                <w:szCs w:val="24"/>
               </w:rPr>
               <w:t>4</w:t>
             </w:r>
             <w:r>
               <w:rPr>
-                <w:noProof/>
-                <w:webHidden/>
+                <w:rFonts w:ascii="Times New Roman" w:hAnsi="Times New Roman" w:cs="Times New Roman"/>
+                <w:noProof/>
+                <w:webHidden/>
+                <w:sz w:val="24"/>
+                <w:szCs w:val="24"/>
               </w:rPr>
               <w:fldChar w:fldCharType="end"/>
             </w:r>
@@ -1976,9 +2492,9 @@
               <w:tab w:val="right" w:leader="dot" w:pos="10196"/>
             </w:tabs>
             <w:spacing w:after="0" w:line="240" w:lineRule="auto"/>
-            <w:ind w:right="737" w:hanging="11"/>
+            <w:ind w:left="0" w:right="0" w:firstLine="709"/>
             <w:rPr>
-              <w:rFonts w:asciiTheme="minorHAnsi" w:eastAsiaTheme="minorEastAsia" w:hAnsiTheme="minorHAnsi" w:cstheme="minorBidi"/>
+              <w:rFonts w:ascii="Times New Roman" w:eastAsiaTheme="minorEastAsia" w:hAnsi="Times New Roman" w:cs="Times New Roman"/>
               <w:noProof/>
               <w:color w:val="auto"/>
               <w:kern w:val="2"/>
@@ -1993,54 +2509,77 @@
                 <w:rStyle w:val="a5"/>
                 <w:rFonts w:ascii="Times New Roman" w:hAnsi="Times New Roman" w:cs="Times New Roman"/>
                 <w:noProof/>
+                <w:sz w:val="24"/>
+                <w:szCs w:val="24"/>
               </w:rPr>
               <w:t>4.1.  Главная страница</w:t>
             </w:r>
             <w:r>
               <w:rPr>
-                <w:noProof/>
-                <w:webHidden/>
+                <w:rFonts w:ascii="Times New Roman" w:hAnsi="Times New Roman" w:cs="Times New Roman"/>
+                <w:noProof/>
+                <w:webHidden/>
+                <w:sz w:val="24"/>
+                <w:szCs w:val="24"/>
               </w:rPr>
               <w:tab/>
             </w:r>
             <w:r>
               <w:rPr>
-                <w:noProof/>
-                <w:webHidden/>
+                <w:rFonts w:ascii="Times New Roman" w:hAnsi="Times New Roman" w:cs="Times New Roman"/>
+                <w:noProof/>
+                <w:webHidden/>
+                <w:sz w:val="24"/>
+                <w:szCs w:val="24"/>
               </w:rPr>
               <w:fldChar w:fldCharType="begin"/>
             </w:r>
             <w:r>
               <w:rPr>
-                <w:noProof/>
-                <w:webHidden/>
+                <w:rFonts w:ascii="Times New Roman" w:hAnsi="Times New Roman" w:cs="Times New Roman"/>
+                <w:noProof/>
+                <w:webHidden/>
+                <w:sz w:val="24"/>
+                <w:szCs w:val="24"/>
               </w:rPr>
               <w:instrText xml:space="preserve"> PAGEREF _Toc225541090 \h </w:instrText>
             </w:r>
             <w:r>
               <w:rPr>
-                <w:noProof/>
-                <w:webHidden/>
-              </w:rPr>
-            </w:r>
-            <w:r>
-              <w:rPr>
-                <w:noProof/>
-                <w:webHidden/>
+                <w:rFonts w:ascii="Times New Roman" w:hAnsi="Times New Roman" w:cs="Times New Roman"/>
+                <w:noProof/>
+                <w:webHidden/>
+                <w:sz w:val="24"/>
+                <w:szCs w:val="24"/>
+              </w:rPr>
+            </w:r>
+            <w:r>
+              <w:rPr>
+                <w:rFonts w:ascii="Times New Roman" w:hAnsi="Times New Roman" w:cs="Times New Roman"/>
+                <w:noProof/>
+                <w:webHidden/>
+                <w:sz w:val="24"/>
+                <w:szCs w:val="24"/>
               </w:rPr>
               <w:fldChar w:fldCharType="separate"/>
             </w:r>
             <w:r>
               <w:rPr>
-                <w:noProof/>
-                <w:webHidden/>
+                <w:rFonts w:ascii="Times New Roman" w:hAnsi="Times New Roman" w:cs="Times New Roman"/>
+                <w:noProof/>
+                <w:webHidden/>
+                <w:sz w:val="24"/>
+                <w:szCs w:val="24"/>
               </w:rPr>
               <w:t>4</w:t>
             </w:r>
             <w:r>
               <w:rPr>
-                <w:noProof/>
-                <w:webHidden/>
+                <w:rFonts w:ascii="Times New Roman" w:hAnsi="Times New Roman" w:cs="Times New Roman"/>
+                <w:noProof/>
+                <w:webHidden/>
+                <w:sz w:val="24"/>
+                <w:szCs w:val="24"/>
               </w:rPr>
               <w:fldChar w:fldCharType="end"/>
             </w:r>
@@ -2053,9 +2592,9 @@
               <w:tab w:val="right" w:leader="dot" w:pos="10196"/>
             </w:tabs>
             <w:spacing w:after="0" w:line="240" w:lineRule="auto"/>
-            <w:ind w:right="737" w:hanging="11"/>
+            <w:ind w:left="0" w:right="0" w:firstLine="709"/>
             <w:rPr>
-              <w:rFonts w:asciiTheme="minorHAnsi" w:eastAsiaTheme="minorEastAsia" w:hAnsiTheme="minorHAnsi" w:cstheme="minorBidi"/>
+              <w:rFonts w:ascii="Times New Roman" w:eastAsiaTheme="minorEastAsia" w:hAnsi="Times New Roman" w:cs="Times New Roman"/>
               <w:noProof/>
               <w:color w:val="auto"/>
               <w:kern w:val="2"/>
@@ -2070,54 +2609,77 @@
                 <w:rStyle w:val="a5"/>
                 <w:rFonts w:ascii="Times New Roman" w:hAnsi="Times New Roman" w:cs="Times New Roman"/>
                 <w:noProof/>
+                <w:sz w:val="24"/>
+                <w:szCs w:val="24"/>
               </w:rPr>
               <w:t>4.2. Страница «Направления/Тренировки»</w:t>
             </w:r>
             <w:r>
               <w:rPr>
-                <w:noProof/>
-                <w:webHidden/>
+                <w:rFonts w:ascii="Times New Roman" w:hAnsi="Times New Roman" w:cs="Times New Roman"/>
+                <w:noProof/>
+                <w:webHidden/>
+                <w:sz w:val="24"/>
+                <w:szCs w:val="24"/>
               </w:rPr>
               <w:tab/>
             </w:r>
             <w:r>
               <w:rPr>
-                <w:noProof/>
-                <w:webHidden/>
+                <w:rFonts w:ascii="Times New Roman" w:hAnsi="Times New Roman" w:cs="Times New Roman"/>
+                <w:noProof/>
+                <w:webHidden/>
+                <w:sz w:val="24"/>
+                <w:szCs w:val="24"/>
               </w:rPr>
               <w:fldChar w:fldCharType="begin"/>
             </w:r>
             <w:r>
               <w:rPr>
-                <w:noProof/>
-                <w:webHidden/>
+                <w:rFonts w:ascii="Times New Roman" w:hAnsi="Times New Roman" w:cs="Times New Roman"/>
+                <w:noProof/>
+                <w:webHidden/>
+                <w:sz w:val="24"/>
+                <w:szCs w:val="24"/>
               </w:rPr>
               <w:instrText xml:space="preserve"> PAGEREF _Toc225541091 \h </w:instrText>
             </w:r>
             <w:r>
               <w:rPr>
-                <w:noProof/>
-                <w:webHidden/>
-              </w:rPr>
-            </w:r>
-            <w:r>
-              <w:rPr>
-                <w:noProof/>
-                <w:webHidden/>
+                <w:rFonts w:ascii="Times New Roman" w:hAnsi="Times New Roman" w:cs="Times New Roman"/>
+                <w:noProof/>
+                <w:webHidden/>
+                <w:sz w:val="24"/>
+                <w:szCs w:val="24"/>
+              </w:rPr>
+            </w:r>
+            <w:r>
+              <w:rPr>
+                <w:rFonts w:ascii="Times New Roman" w:hAnsi="Times New Roman" w:cs="Times New Roman"/>
+                <w:noProof/>
+                <w:webHidden/>
+                <w:sz w:val="24"/>
+                <w:szCs w:val="24"/>
               </w:rPr>
               <w:fldChar w:fldCharType="separate"/>
             </w:r>
             <w:r>
               <w:rPr>
-                <w:noProof/>
-                <w:webHidden/>
+                <w:rFonts w:ascii="Times New Roman" w:hAnsi="Times New Roman" w:cs="Times New Roman"/>
+                <w:noProof/>
+                <w:webHidden/>
+                <w:sz w:val="24"/>
+                <w:szCs w:val="24"/>
               </w:rPr>
               <w:t>4</w:t>
             </w:r>
             <w:r>
               <w:rPr>
-                <w:noProof/>
-                <w:webHidden/>
+                <w:rFonts w:ascii="Times New Roman" w:hAnsi="Times New Roman" w:cs="Times New Roman"/>
+                <w:noProof/>
+                <w:webHidden/>
+                <w:sz w:val="24"/>
+                <w:szCs w:val="24"/>
               </w:rPr>
               <w:fldChar w:fldCharType="end"/>
             </w:r>
@@ -2130,9 +2692,9 @@
               <w:tab w:val="right" w:leader="dot" w:pos="10196"/>
             </w:tabs>
             <w:spacing w:after="0" w:line="240" w:lineRule="auto"/>
-            <w:ind w:right="737" w:hanging="11"/>
+            <w:ind w:left="0" w:right="0" w:firstLine="709"/>
             <w:rPr>
-              <w:rFonts w:asciiTheme="minorHAnsi" w:eastAsiaTheme="minorEastAsia" w:hAnsiTheme="minorHAnsi" w:cstheme="minorBidi"/>
+              <w:rFonts w:ascii="Times New Roman" w:eastAsiaTheme="minorEastAsia" w:hAnsi="Times New Roman" w:cs="Times New Roman"/>
               <w:noProof/>
               <w:color w:val="auto"/>
               <w:kern w:val="2"/>
@@ -2147,54 +2709,77 @@
                 <w:rStyle w:val="a5"/>
                 <w:rFonts w:ascii="Times New Roman" w:hAnsi="Times New Roman" w:cs="Times New Roman"/>
                 <w:noProof/>
+                <w:sz w:val="24"/>
+                <w:szCs w:val="24"/>
               </w:rPr>
               <w:t>4.3. Страница «Расписание»</w:t>
             </w:r>
             <w:r>
               <w:rPr>
-                <w:noProof/>
-                <w:webHidden/>
+                <w:rFonts w:ascii="Times New Roman" w:hAnsi="Times New Roman" w:cs="Times New Roman"/>
+                <w:noProof/>
+                <w:webHidden/>
+                <w:sz w:val="24"/>
+                <w:szCs w:val="24"/>
               </w:rPr>
               <w:tab/>
             </w:r>
             <w:r>
               <w:rPr>
-                <w:noProof/>
-                <w:webHidden/>
+                <w:rFonts w:ascii="Times New Roman" w:hAnsi="Times New Roman" w:cs="Times New Roman"/>
+                <w:noProof/>
+                <w:webHidden/>
+                <w:sz w:val="24"/>
+                <w:szCs w:val="24"/>
               </w:rPr>
               <w:fldChar w:fldCharType="begin"/>
             </w:r>
             <w:r>
               <w:rPr>
-                <w:noProof/>
-                <w:webHidden/>
+                <w:rFonts w:ascii="Times New Roman" w:hAnsi="Times New Roman" w:cs="Times New Roman"/>
+                <w:noProof/>
+                <w:webHidden/>
+                <w:sz w:val="24"/>
+                <w:szCs w:val="24"/>
               </w:rPr>
               <w:instrText xml:space="preserve"> PAGEREF _Toc225541092 \h </w:instrText>
             </w:r>
             <w:r>
               <w:rPr>
-                <w:noProof/>
-                <w:webHidden/>
-              </w:rPr>
-            </w:r>
-            <w:r>
-              <w:rPr>
-                <w:noProof/>
-                <w:webHidden/>
+                <w:rFonts w:ascii="Times New Roman" w:hAnsi="Times New Roman" w:cs="Times New Roman"/>
+                <w:noProof/>
+                <w:webHidden/>
+                <w:sz w:val="24"/>
+                <w:szCs w:val="24"/>
+              </w:rPr>
+            </w:r>
+            <w:r>
+              <w:rPr>
+                <w:rFonts w:ascii="Times New Roman" w:hAnsi="Times New Roman" w:cs="Times New Roman"/>
+                <w:noProof/>
+                <w:webHidden/>
+                <w:sz w:val="24"/>
+                <w:szCs w:val="24"/>
               </w:rPr>
               <w:fldChar w:fldCharType="separate"/>
             </w:r>
             <w:r>
               <w:rPr>
-                <w:noProof/>
-                <w:webHidden/>
+                <w:rFonts w:ascii="Times New Roman" w:hAnsi="Times New Roman" w:cs="Times New Roman"/>
+                <w:noProof/>
+                <w:webHidden/>
+                <w:sz w:val="24"/>
+                <w:szCs w:val="24"/>
               </w:rPr>
               <w:t>4</w:t>
             </w:r>
             <w:r>
               <w:rPr>
-                <w:noProof/>
-                <w:webHidden/>
+                <w:rFonts w:ascii="Times New Roman" w:hAnsi="Times New Roman" w:cs="Times New Roman"/>
+                <w:noProof/>
+                <w:webHidden/>
+                <w:sz w:val="24"/>
+                <w:szCs w:val="24"/>
               </w:rPr>
               <w:fldChar w:fldCharType="end"/>
             </w:r>
@@ -2207,9 +2792,9 @@
               <w:tab w:val="right" w:leader="dot" w:pos="10196"/>
             </w:tabs>
             <w:spacing w:after="0" w:line="240" w:lineRule="auto"/>
-            <w:ind w:right="737" w:hanging="11"/>
+            <w:ind w:left="0" w:right="0" w:firstLine="709"/>
             <w:rPr>
-              <w:rFonts w:asciiTheme="minorHAnsi" w:eastAsiaTheme="minorEastAsia" w:hAnsiTheme="minorHAnsi" w:cstheme="minorBidi"/>
+              <w:rFonts w:ascii="Times New Roman" w:eastAsiaTheme="minorEastAsia" w:hAnsi="Times New Roman" w:cs="Times New Roman"/>
               <w:noProof/>
               <w:color w:val="auto"/>
               <w:kern w:val="2"/>
@@ -2224,54 +2809,77 @@
                 <w:rStyle w:val="a5"/>
                 <w:rFonts w:ascii="Times New Roman" w:hAnsi="Times New Roman" w:cs="Times New Roman"/>
                 <w:noProof/>
+                <w:sz w:val="24"/>
+                <w:szCs w:val="24"/>
               </w:rPr>
               <w:t>4.4. Страница «Тренерский состав»</w:t>
             </w:r>
             <w:r>
               <w:rPr>
-                <w:noProof/>
-                <w:webHidden/>
+                <w:rFonts w:ascii="Times New Roman" w:hAnsi="Times New Roman" w:cs="Times New Roman"/>
+                <w:noProof/>
+                <w:webHidden/>
+                <w:sz w:val="24"/>
+                <w:szCs w:val="24"/>
               </w:rPr>
               <w:tab/>
             </w:r>
             <w:r>
               <w:rPr>
-                <w:noProof/>
-                <w:webHidden/>
+                <w:rFonts w:ascii="Times New Roman" w:hAnsi="Times New Roman" w:cs="Times New Roman"/>
+                <w:noProof/>
+                <w:webHidden/>
+                <w:sz w:val="24"/>
+                <w:szCs w:val="24"/>
               </w:rPr>
               <w:fldChar w:fldCharType="begin"/>
             </w:r>
             <w:r>
               <w:rPr>
-                <w:noProof/>
-                <w:webHidden/>
+                <w:rFonts w:ascii="Times New Roman" w:hAnsi="Times New Roman" w:cs="Times New Roman"/>
+                <w:noProof/>
+                <w:webHidden/>
+                <w:sz w:val="24"/>
+                <w:szCs w:val="24"/>
               </w:rPr>
               <w:instrText xml:space="preserve"> PAGEREF _Toc225541093 \h </w:instrText>
             </w:r>
             <w:r>
               <w:rPr>
-                <w:noProof/>
-                <w:webHidden/>
-              </w:rPr>
-            </w:r>
-            <w:r>
-              <w:rPr>
-                <w:noProof/>
-                <w:webHidden/>
+                <w:rFonts w:ascii="Times New Roman" w:hAnsi="Times New Roman" w:cs="Times New Roman"/>
+                <w:noProof/>
+                <w:webHidden/>
+                <w:sz w:val="24"/>
+                <w:szCs w:val="24"/>
+              </w:rPr>
+            </w:r>
+            <w:r>
+              <w:rPr>
+                <w:rFonts w:ascii="Times New Roman" w:hAnsi="Times New Roman" w:cs="Times New Roman"/>
+                <w:noProof/>
+                <w:webHidden/>
+                <w:sz w:val="24"/>
+                <w:szCs w:val="24"/>
               </w:rPr>
               <w:fldChar w:fldCharType="separate"/>
             </w:r>
             <w:r>
               <w:rPr>
-                <w:noProof/>
-                <w:webHidden/>
+                <w:rFonts w:ascii="Times New Roman" w:hAnsi="Times New Roman" w:cs="Times New Roman"/>
+                <w:noProof/>
+                <w:webHidden/>
+                <w:sz w:val="24"/>
+                <w:szCs w:val="24"/>
               </w:rPr>
               <w:t>4</w:t>
             </w:r>
             <w:r>
               <w:rPr>
-                <w:noProof/>
-                <w:webHidden/>
+                <w:rFonts w:ascii="Times New Roman" w:hAnsi="Times New Roman" w:cs="Times New Roman"/>
+                <w:noProof/>
+                <w:webHidden/>
+                <w:sz w:val="24"/>
+                <w:szCs w:val="24"/>
               </w:rPr>
               <w:fldChar w:fldCharType="end"/>
             </w:r>
@@ -2284,9 +2892,9 @@
               <w:tab w:val="right" w:leader="dot" w:pos="10196"/>
             </w:tabs>
             <w:spacing w:after="0" w:line="240" w:lineRule="auto"/>
-            <w:ind w:right="737" w:hanging="11"/>
+            <w:ind w:left="0" w:right="0" w:firstLine="709"/>
             <w:rPr>
-              <w:rFonts w:asciiTheme="minorHAnsi" w:eastAsiaTheme="minorEastAsia" w:hAnsiTheme="minorHAnsi" w:cstheme="minorBidi"/>
+              <w:rFonts w:ascii="Times New Roman" w:eastAsiaTheme="minorEastAsia" w:hAnsi="Times New Roman" w:cs="Times New Roman"/>
               <w:noProof/>
               <w:color w:val="auto"/>
               <w:kern w:val="2"/>
@@ -2301,54 +2909,77 @@
                 <w:rStyle w:val="a5"/>
                 <w:rFonts w:ascii="Times New Roman" w:hAnsi="Times New Roman" w:cs="Times New Roman"/>
                 <w:noProof/>
+                <w:sz w:val="24"/>
+                <w:szCs w:val="24"/>
               </w:rPr>
               <w:t>4.5. Страница «Новости и события»</w:t>
             </w:r>
             <w:r>
               <w:rPr>
-                <w:noProof/>
-                <w:webHidden/>
+                <w:rFonts w:ascii="Times New Roman" w:hAnsi="Times New Roman" w:cs="Times New Roman"/>
+                <w:noProof/>
+                <w:webHidden/>
+                <w:sz w:val="24"/>
+                <w:szCs w:val="24"/>
               </w:rPr>
               <w:tab/>
             </w:r>
             <w:r>
               <w:rPr>
-                <w:noProof/>
-                <w:webHidden/>
+                <w:rFonts w:ascii="Times New Roman" w:hAnsi="Times New Roman" w:cs="Times New Roman"/>
+                <w:noProof/>
+                <w:webHidden/>
+                <w:sz w:val="24"/>
+                <w:szCs w:val="24"/>
               </w:rPr>
               <w:fldChar w:fldCharType="begin"/>
             </w:r>
             <w:r>
               <w:rPr>
-                <w:noProof/>
-                <w:webHidden/>
+                <w:rFonts w:ascii="Times New Roman" w:hAnsi="Times New Roman" w:cs="Times New Roman"/>
+                <w:noProof/>
+                <w:webHidden/>
+                <w:sz w:val="24"/>
+                <w:szCs w:val="24"/>
               </w:rPr>
               <w:instrText xml:space="preserve"> PAGEREF _Toc225541094 \h </w:instrText>
             </w:r>
             <w:r>
               <w:rPr>
-                <w:noProof/>
-                <w:webHidden/>
-              </w:rPr>
-            </w:r>
-            <w:r>
-              <w:rPr>
-                <w:noProof/>
-                <w:webHidden/>
+                <w:rFonts w:ascii="Times New Roman" w:hAnsi="Times New Roman" w:cs="Times New Roman"/>
+                <w:noProof/>
+                <w:webHidden/>
+                <w:sz w:val="24"/>
+                <w:szCs w:val="24"/>
+              </w:rPr>
+            </w:r>
+            <w:r>
+              <w:rPr>
+                <w:rFonts w:ascii="Times New Roman" w:hAnsi="Times New Roman" w:cs="Times New Roman"/>
+                <w:noProof/>
+                <w:webHidden/>
+                <w:sz w:val="24"/>
+                <w:szCs w:val="24"/>
               </w:rPr>
               <w:fldChar w:fldCharType="separate"/>
             </w:r>
             <w:r>
               <w:rPr>
-                <w:noProof/>
-                <w:webHidden/>
+                <w:rFonts w:ascii="Times New Roman" w:hAnsi="Times New Roman" w:cs="Times New Roman"/>
+                <w:noProof/>
+                <w:webHidden/>
+                <w:sz w:val="24"/>
+                <w:szCs w:val="24"/>
               </w:rPr>
               <w:t>4</w:t>
             </w:r>
             <w:r>
               <w:rPr>
-                <w:noProof/>
-                <w:webHidden/>
+                <w:rFonts w:ascii="Times New Roman" w:hAnsi="Times New Roman" w:cs="Times New Roman"/>
+                <w:noProof/>
+                <w:webHidden/>
+                <w:sz w:val="24"/>
+                <w:szCs w:val="24"/>
               </w:rPr>
               <w:fldChar w:fldCharType="end"/>
             </w:r>
@@ -2361,9 +2992,9 @@
               <w:tab w:val="right" w:leader="dot" w:pos="10196"/>
             </w:tabs>
             <w:spacing w:after="0" w:line="240" w:lineRule="auto"/>
-            <w:ind w:right="737" w:hanging="11"/>
+            <w:ind w:left="0" w:right="0" w:firstLine="709"/>
             <w:rPr>
-              <w:rFonts w:asciiTheme="minorHAnsi" w:eastAsiaTheme="minorEastAsia" w:hAnsiTheme="minorHAnsi" w:cstheme="minorBidi"/>
+              <w:rFonts w:ascii="Times New Roman" w:eastAsiaTheme="minorEastAsia" w:hAnsi="Times New Roman" w:cs="Times New Roman"/>
               <w:noProof/>
               <w:color w:val="auto"/>
               <w:kern w:val="2"/>
@@ -2378,54 +3009,77 @@
                 <w:rStyle w:val="a5"/>
                 <w:rFonts w:ascii="Times New Roman" w:hAnsi="Times New Roman" w:cs="Times New Roman"/>
                 <w:noProof/>
+                <w:sz w:val="24"/>
+                <w:szCs w:val="24"/>
               </w:rPr>
               <w:t>4.6. Страница «Фотогалерея»</w:t>
             </w:r>
             <w:r>
               <w:rPr>
-                <w:noProof/>
-                <w:webHidden/>
+                <w:rFonts w:ascii="Times New Roman" w:hAnsi="Times New Roman" w:cs="Times New Roman"/>
+                <w:noProof/>
+                <w:webHidden/>
+                <w:sz w:val="24"/>
+                <w:szCs w:val="24"/>
               </w:rPr>
               <w:tab/>
             </w:r>
             <w:r>
               <w:rPr>
-                <w:noProof/>
-                <w:webHidden/>
+                <w:rFonts w:ascii="Times New Roman" w:hAnsi="Times New Roman" w:cs="Times New Roman"/>
+                <w:noProof/>
+                <w:webHidden/>
+                <w:sz w:val="24"/>
+                <w:szCs w:val="24"/>
               </w:rPr>
               <w:fldChar w:fldCharType="begin"/>
             </w:r>
             <w:r>
               <w:rPr>
-                <w:noProof/>
-                <w:webHidden/>
+                <w:rFonts w:ascii="Times New Roman" w:hAnsi="Times New Roman" w:cs="Times New Roman"/>
+                <w:noProof/>
+                <w:webHidden/>
+                <w:sz w:val="24"/>
+                <w:szCs w:val="24"/>
               </w:rPr>
               <w:instrText xml:space="preserve"> PAGEREF _Toc225541095 \h </w:instrText>
             </w:r>
             <w:r>
               <w:rPr>
-                <w:noProof/>
-                <w:webHidden/>
-              </w:rPr>
-            </w:r>
-            <w:r>
-              <w:rPr>
-                <w:noProof/>
-                <w:webHidden/>
+                <w:rFonts w:ascii="Times New Roman" w:hAnsi="Times New Roman" w:cs="Times New Roman"/>
+                <w:noProof/>
+                <w:webHidden/>
+                <w:sz w:val="24"/>
+                <w:szCs w:val="24"/>
+              </w:rPr>
+            </w:r>
+            <w:r>
+              <w:rPr>
+                <w:rFonts w:ascii="Times New Roman" w:hAnsi="Times New Roman" w:cs="Times New Roman"/>
+                <w:noProof/>
+                <w:webHidden/>
+                <w:sz w:val="24"/>
+                <w:szCs w:val="24"/>
               </w:rPr>
               <w:fldChar w:fldCharType="separate"/>
             </w:r>
             <w:r>
               <w:rPr>
-                <w:noProof/>
-                <w:webHidden/>
+                <w:rFonts w:ascii="Times New Roman" w:hAnsi="Times New Roman" w:cs="Times New Roman"/>
+                <w:noProof/>
+                <w:webHidden/>
+                <w:sz w:val="24"/>
+                <w:szCs w:val="24"/>
               </w:rPr>
               <w:t>5</w:t>
             </w:r>
             <w:r>
               <w:rPr>
-                <w:noProof/>
-                <w:webHidden/>
+                <w:rFonts w:ascii="Times New Roman" w:hAnsi="Times New Roman" w:cs="Times New Roman"/>
+                <w:noProof/>
+                <w:webHidden/>
+                <w:sz w:val="24"/>
+                <w:szCs w:val="24"/>
               </w:rPr>
               <w:fldChar w:fldCharType="end"/>
             </w:r>
@@ -2438,9 +3092,9 @@
               <w:tab w:val="right" w:leader="dot" w:pos="10196"/>
             </w:tabs>
             <w:spacing w:after="0" w:line="240" w:lineRule="auto"/>
-            <w:ind w:right="737" w:hanging="11"/>
+            <w:ind w:left="0" w:right="0" w:firstLine="709"/>
             <w:rPr>
-              <w:rFonts w:asciiTheme="minorHAnsi" w:eastAsiaTheme="minorEastAsia" w:hAnsiTheme="minorHAnsi" w:cstheme="minorBidi"/>
+              <w:rFonts w:ascii="Times New Roman" w:eastAsiaTheme="minorEastAsia" w:hAnsi="Times New Roman" w:cs="Times New Roman"/>
               <w:noProof/>
               <w:color w:val="auto"/>
               <w:kern w:val="2"/>
@@ -2455,54 +3109,77 @@
                 <w:rStyle w:val="a5"/>
                 <w:rFonts w:ascii="Times New Roman" w:hAnsi="Times New Roman" w:cs="Times New Roman"/>
                 <w:noProof/>
+                <w:sz w:val="24"/>
+                <w:szCs w:val="24"/>
               </w:rPr>
               <w:t>4.7. Страница «Контакты»</w:t>
             </w:r>
             <w:r>
               <w:rPr>
-                <w:noProof/>
-                <w:webHidden/>
+                <w:rFonts w:ascii="Times New Roman" w:hAnsi="Times New Roman" w:cs="Times New Roman"/>
+                <w:noProof/>
+                <w:webHidden/>
+                <w:sz w:val="24"/>
+                <w:szCs w:val="24"/>
               </w:rPr>
               <w:tab/>
             </w:r>
             <w:r>
               <w:rPr>
-                <w:noProof/>
-                <w:webHidden/>
+                <w:rFonts w:ascii="Times New Roman" w:hAnsi="Times New Roman" w:cs="Times New Roman"/>
+                <w:noProof/>
+                <w:webHidden/>
+                <w:sz w:val="24"/>
+                <w:szCs w:val="24"/>
               </w:rPr>
               <w:fldChar w:fldCharType="begin"/>
             </w:r>
             <w:r>
               <w:rPr>
-                <w:noProof/>
-                <w:webHidden/>
+                <w:rFonts w:ascii="Times New Roman" w:hAnsi="Times New Roman" w:cs="Times New Roman"/>
+                <w:noProof/>
+                <w:webHidden/>
+                <w:sz w:val="24"/>
+                <w:szCs w:val="24"/>
               </w:rPr>
               <w:instrText xml:space="preserve"> PAGEREF _Toc225541096 \h </w:instrText>
             </w:r>
             <w:r>
               <w:rPr>
-                <w:noProof/>
-                <w:webHidden/>
-              </w:rPr>
-            </w:r>
-            <w:r>
-              <w:rPr>
-                <w:noProof/>
-                <w:webHidden/>
+                <w:rFonts w:ascii="Times New Roman" w:hAnsi="Times New Roman" w:cs="Times New Roman"/>
+                <w:noProof/>
+                <w:webHidden/>
+                <w:sz w:val="24"/>
+                <w:szCs w:val="24"/>
+              </w:rPr>
+            </w:r>
+            <w:r>
+              <w:rPr>
+                <w:rFonts w:ascii="Times New Roman" w:hAnsi="Times New Roman" w:cs="Times New Roman"/>
+                <w:noProof/>
+                <w:webHidden/>
+                <w:sz w:val="24"/>
+                <w:szCs w:val="24"/>
               </w:rPr>
               <w:fldChar w:fldCharType="separate"/>
             </w:r>
             <w:r>
               <w:rPr>
-                <w:noProof/>
-                <w:webHidden/>
+                <w:rFonts w:ascii="Times New Roman" w:hAnsi="Times New Roman" w:cs="Times New Roman"/>
+                <w:noProof/>
+                <w:webHidden/>
+                <w:sz w:val="24"/>
+                <w:szCs w:val="24"/>
               </w:rPr>
               <w:t>5</w:t>
             </w:r>
             <w:r>
               <w:rPr>
-                <w:noProof/>
-                <w:webHidden/>
+                <w:rFonts w:ascii="Times New Roman" w:hAnsi="Times New Roman" w:cs="Times New Roman"/>
+                <w:noProof/>
+                <w:webHidden/>
+                <w:sz w:val="24"/>
+                <w:szCs w:val="24"/>
               </w:rPr>
               <w:fldChar w:fldCharType="end"/>
             </w:r>
@@ -2511,7 +3188,7 @@
         <w:p>
           <w:pPr>
             <w:spacing w:after="0" w:line="240" w:lineRule="auto"/>
-            <w:ind w:left="0" w:right="0" w:firstLine="0"/>
+            <w:ind w:left="0" w:right="0" w:firstLine="709"/>
             <w:rPr>
               <w:rFonts w:ascii="Times New Roman" w:hAnsi="Times New Roman" w:cs="Times New Roman"/>
               <w:szCs w:val="24"/>
@@ -2520,7 +3197,7 @@
           <w:r>
             <w:rPr>
               <w:rFonts w:ascii="Times New Roman" w:hAnsi="Times New Roman" w:cs="Times New Roman"/>
-              <w:sz w:val="22"/>
+              <w:szCs w:val="24"/>
             </w:rPr>
             <w:fldChar w:fldCharType="end"/>
           </w:r>
@@ -2529,8 +3206,8 @@
     </w:sdt>
     <w:p>
       <w:pPr>
-        <w:spacing w:after="160" w:line="259" w:lineRule="auto"/>
-        <w:ind w:left="0" w:right="0" w:firstLine="0"/>
+        <w:spacing w:after="0" w:line="240" w:lineRule="auto"/>
+        <w:ind w:left="0" w:right="0" w:firstLine="709"/>
         <w:jc w:val="left"/>
         <w:rPr>
           <w:rFonts w:ascii="Times New Roman" w:hAnsi="Times New Roman" w:cs="Times New Roman"/>
@@ -2550,7 +3227,7 @@
       <w:pPr>
         <w:pStyle w:val="1"/>
         <w:spacing w:after="0" w:line="240" w:lineRule="auto"/>
-        <w:ind w:right="0"/>
+        <w:ind w:left="0" w:right="0" w:firstLine="709"/>
         <w:rPr>
           <w:rFonts w:ascii="Times New Roman" w:hAnsi="Times New Roman" w:cs="Times New Roman"/>
           <w:sz w:val="24"/>
@@ -2597,7 +3274,8 @@
       <w:pPr>
         <w:pStyle w:val="2"/>
         <w:spacing w:after="0" w:line="240" w:lineRule="auto"/>
-        <w:ind w:left="429"/>
+        <w:ind w:left="0" w:firstLine="709"/>
+        <w:jc w:val="both"/>
         <w:rPr>
           <w:rFonts w:ascii="Times New Roman" w:hAnsi="Times New Roman" w:cs="Times New Roman"/>
           <w:sz w:val="24"/>
@@ -2642,7 +3320,7 @@
     <w:p>
       <w:pPr>
         <w:spacing w:after="0" w:line="240" w:lineRule="auto"/>
-        <w:ind w:left="7" w:right="0" w:firstLine="283"/>
+        <w:ind w:left="0" w:right="0" w:firstLine="709"/>
         <w:rPr>
           <w:rFonts w:ascii="Times New Roman" w:hAnsi="Times New Roman" w:cs="Times New Roman"/>
           <w:szCs w:val="24"/>
@@ -2667,7 +3345,8 @@
       <w:pPr>
         <w:pStyle w:val="2"/>
         <w:spacing w:after="0" w:line="240" w:lineRule="auto"/>
-        <w:ind w:left="429"/>
+        <w:ind w:left="0" w:firstLine="709"/>
+        <w:jc w:val="both"/>
         <w:rPr>
           <w:rFonts w:ascii="Times New Roman" w:hAnsi="Times New Roman" w:cs="Times New Roman"/>
           <w:sz w:val="24"/>
@@ -2717,8 +3396,8 @@
           <w:numId w:val="21"/>
         </w:numPr>
         <w:spacing w:after="0" w:line="240" w:lineRule="auto"/>
-        <w:ind w:left="0" w:right="0" w:firstLine="284"/>
-        <w:jc w:val="left"/>
+        <w:ind w:left="426" w:right="0" w:firstLine="709"/>
+        <w:contextualSpacing w:val="0"/>
         <w:rPr>
           <w:rFonts w:ascii="Times New Roman" w:hAnsi="Times New Roman" w:cs="Times New Roman"/>
           <w:szCs w:val="24"/>
@@ -2740,8 +3419,8 @@
           <w:numId w:val="21"/>
         </w:numPr>
         <w:spacing w:after="0" w:line="240" w:lineRule="auto"/>
-        <w:ind w:left="0" w:right="0" w:firstLine="284"/>
-        <w:jc w:val="left"/>
+        <w:ind w:left="426" w:right="0" w:firstLine="709"/>
+        <w:contextualSpacing w:val="0"/>
         <w:rPr>
           <w:rFonts w:ascii="Times New Roman" w:hAnsi="Times New Roman" w:cs="Times New Roman"/>
           <w:szCs w:val="24"/>
@@ -2763,8 +3442,8 @@
           <w:numId w:val="21"/>
         </w:numPr>
         <w:spacing w:after="0" w:line="240" w:lineRule="auto"/>
-        <w:ind w:left="0" w:right="0" w:firstLine="284"/>
-        <w:jc w:val="left"/>
+        <w:ind w:left="426" w:right="0" w:firstLine="709"/>
+        <w:contextualSpacing w:val="0"/>
         <w:rPr>
           <w:rFonts w:ascii="Times New Roman" w:hAnsi="Times New Roman" w:cs="Times New Roman"/>
           <w:szCs w:val="24"/>
@@ -2789,7 +3468,8 @@
       <w:pPr>
         <w:pStyle w:val="2"/>
         <w:spacing w:after="0" w:line="240" w:lineRule="auto"/>
-        <w:ind w:left="429"/>
+        <w:ind w:left="0" w:firstLine="709"/>
+        <w:jc w:val="both"/>
         <w:rPr>
           <w:rFonts w:ascii="Times New Roman" w:hAnsi="Times New Roman" w:cs="Times New Roman"/>
           <w:sz w:val="24"/>
@@ -2839,7 +3519,8 @@
           <w:numId w:val="22"/>
         </w:numPr>
         <w:spacing w:after="0" w:line="240" w:lineRule="auto"/>
-        <w:ind w:left="0" w:right="0" w:firstLine="284"/>
+        <w:ind w:left="426" w:right="0" w:firstLine="709"/>
+        <w:contextualSpacing w:val="0"/>
         <w:rPr>
           <w:rFonts w:ascii="Times New Roman" w:hAnsi="Times New Roman" w:cs="Times New Roman"/>
           <w:szCs w:val="24"/>
@@ -2861,7 +3542,8 @@
           <w:numId w:val="22"/>
         </w:numPr>
         <w:spacing w:after="0" w:line="240" w:lineRule="auto"/>
-        <w:ind w:left="0" w:right="0" w:firstLine="284"/>
+        <w:ind w:left="426" w:right="0" w:firstLine="709"/>
+        <w:contextualSpacing w:val="0"/>
         <w:rPr>
           <w:rFonts w:ascii="Times New Roman" w:hAnsi="Times New Roman" w:cs="Times New Roman"/>
           <w:szCs w:val="24"/>
@@ -2883,7 +3565,8 @@
           <w:numId w:val="22"/>
         </w:numPr>
         <w:spacing w:after="0" w:line="240" w:lineRule="auto"/>
-        <w:ind w:left="0" w:right="0" w:firstLine="284"/>
+        <w:ind w:left="426" w:right="0" w:firstLine="709"/>
+        <w:contextualSpacing w:val="0"/>
         <w:rPr>
           <w:rFonts w:ascii="Times New Roman" w:hAnsi="Times New Roman" w:cs="Times New Roman"/>
           <w:szCs w:val="24"/>
@@ -2901,7 +3584,7 @@
       <w:pPr>
         <w:pStyle w:val="1"/>
         <w:spacing w:after="0" w:line="240" w:lineRule="auto"/>
-        <w:ind w:right="0"/>
+        <w:ind w:left="0" w:right="0" w:firstLine="709"/>
         <w:rPr>
           <w:rFonts w:ascii="Times New Roman" w:hAnsi="Times New Roman" w:cs="Times New Roman"/>
           <w:sz w:val="24"/>
@@ -2955,7 +3638,8 @@
       <w:pPr>
         <w:pStyle w:val="2"/>
         <w:spacing w:after="0" w:line="240" w:lineRule="auto"/>
-        <w:ind w:left="429"/>
+        <w:ind w:left="0" w:firstLine="709"/>
+        <w:jc w:val="both"/>
         <w:rPr>
           <w:rFonts w:ascii="Times New Roman" w:hAnsi="Times New Roman" w:cs="Times New Roman"/>
           <w:sz w:val="24"/>
@@ -3008,7 +3692,7 @@
     <w:p>
       <w:pPr>
         <w:spacing w:after="0" w:line="240" w:lineRule="auto"/>
-        <w:ind w:left="7" w:right="0" w:firstLine="427"/>
+        <w:ind w:left="0" w:right="0" w:firstLine="709"/>
         <w:rPr>
           <w:rFonts w:ascii="Times New Roman" w:hAnsi="Times New Roman" w:cs="Times New Roman"/>
           <w:szCs w:val="24"/>
@@ -3033,7 +3717,8 @@
       <w:pPr>
         <w:pStyle w:val="2"/>
         <w:spacing w:after="0" w:line="240" w:lineRule="auto"/>
-        <w:ind w:left="429"/>
+        <w:ind w:left="0" w:firstLine="709"/>
+        <w:jc w:val="both"/>
         <w:rPr>
           <w:rFonts w:ascii="Times New Roman" w:hAnsi="Times New Roman" w:cs="Times New Roman"/>
           <w:sz w:val="24"/>
@@ -3086,8 +3771,7 @@
     <w:p>
       <w:pPr>
         <w:spacing w:after="0" w:line="240" w:lineRule="auto"/>
-        <w:ind w:right="0"/>
-        <w:jc w:val="left"/>
+        <w:ind w:left="0" w:right="0" w:firstLine="709"/>
         <w:rPr>
           <w:rFonts w:ascii="Times New Roman" w:hAnsi="Times New Roman" w:cs="Times New Roman"/>
           <w:szCs w:val="24"/>
@@ -3109,8 +3793,8 @@
           <w:numId w:val="23"/>
         </w:numPr>
         <w:spacing w:after="0" w:line="240" w:lineRule="auto"/>
-        <w:ind w:left="0" w:right="0" w:firstLine="284"/>
-        <w:jc w:val="left"/>
+        <w:ind w:left="426" w:right="0" w:firstLine="709"/>
+        <w:contextualSpacing w:val="0"/>
         <w:rPr>
           <w:rFonts w:ascii="Times New Roman" w:hAnsi="Times New Roman" w:cs="Times New Roman"/>
           <w:szCs w:val="24"/>
@@ -3132,8 +3816,8 @@
           <w:numId w:val="23"/>
         </w:numPr>
         <w:spacing w:after="0" w:line="240" w:lineRule="auto"/>
-        <w:ind w:left="0" w:right="0" w:firstLine="284"/>
-        <w:jc w:val="left"/>
+        <w:ind w:left="426" w:right="0" w:firstLine="709"/>
+        <w:contextualSpacing w:val="0"/>
         <w:rPr>
           <w:rFonts w:ascii="Times New Roman" w:hAnsi="Times New Roman" w:cs="Times New Roman"/>
           <w:szCs w:val="24"/>
@@ -3155,8 +3839,8 @@
           <w:numId w:val="23"/>
         </w:numPr>
         <w:spacing w:after="0" w:line="240" w:lineRule="auto"/>
-        <w:ind w:left="0" w:right="0" w:firstLine="284"/>
-        <w:jc w:val="left"/>
+        <w:ind w:left="426" w:right="0" w:firstLine="709"/>
+        <w:contextualSpacing w:val="0"/>
         <w:rPr>
           <w:rFonts w:ascii="Times New Roman" w:hAnsi="Times New Roman" w:cs="Times New Roman"/>
           <w:szCs w:val="24"/>
@@ -3178,8 +3862,8 @@
           <w:numId w:val="23"/>
         </w:numPr>
         <w:spacing w:after="0" w:line="240" w:lineRule="auto"/>
-        <w:ind w:left="0" w:right="0" w:firstLine="284"/>
-        <w:jc w:val="left"/>
+        <w:ind w:left="426" w:right="0" w:firstLine="709"/>
+        <w:contextualSpacing w:val="0"/>
         <w:rPr>
           <w:rFonts w:ascii="Times New Roman" w:hAnsi="Times New Roman" w:cs="Times New Roman"/>
           <w:szCs w:val="24"/>
@@ -3201,8 +3885,8 @@
           <w:numId w:val="23"/>
         </w:numPr>
         <w:spacing w:after="0" w:line="240" w:lineRule="auto"/>
-        <w:ind w:left="0" w:right="0" w:firstLine="284"/>
-        <w:jc w:val="left"/>
+        <w:ind w:left="426" w:right="0" w:firstLine="709"/>
+        <w:contextualSpacing w:val="0"/>
         <w:rPr>
           <w:rFonts w:ascii="Times New Roman" w:hAnsi="Times New Roman" w:cs="Times New Roman"/>
           <w:szCs w:val="24"/>
@@ -3224,8 +3908,8 @@
           <w:numId w:val="23"/>
         </w:numPr>
         <w:spacing w:after="0" w:line="240" w:lineRule="auto"/>
-        <w:ind w:left="0" w:right="0" w:firstLine="284"/>
-        <w:jc w:val="left"/>
+        <w:ind w:left="426" w:right="0" w:firstLine="709"/>
+        <w:contextualSpacing w:val="0"/>
         <w:rPr>
           <w:rFonts w:ascii="Times New Roman" w:hAnsi="Times New Roman" w:cs="Times New Roman"/>
           <w:szCs w:val="24"/>
@@ -3247,8 +3931,8 @@
           <w:numId w:val="23"/>
         </w:numPr>
         <w:spacing w:after="0" w:line="240" w:lineRule="auto"/>
-        <w:ind w:left="0" w:right="0" w:firstLine="284"/>
-        <w:jc w:val="left"/>
+        <w:ind w:left="426" w:right="0" w:firstLine="709"/>
+        <w:contextualSpacing w:val="0"/>
         <w:rPr>
           <w:rFonts w:ascii="Times New Roman" w:hAnsi="Times New Roman" w:cs="Times New Roman"/>
           <w:szCs w:val="24"/>
@@ -3273,7 +3957,8 @@
       <w:pPr>
         <w:pStyle w:val="2"/>
         <w:spacing w:after="0" w:line="240" w:lineRule="auto"/>
-        <w:ind w:left="429"/>
+        <w:ind w:left="0" w:firstLine="709"/>
+        <w:jc w:val="both"/>
         <w:rPr>
           <w:rFonts w:ascii="Times New Roman" w:hAnsi="Times New Roman" w:cs="Times New Roman"/>
           <w:sz w:val="24"/>
@@ -3331,7 +4016,8 @@
           <w:numId w:val="25"/>
         </w:numPr>
         <w:spacing w:after="0" w:line="240" w:lineRule="auto"/>
-        <w:ind w:left="0" w:right="0" w:firstLine="284"/>
+        <w:ind w:left="426" w:right="0" w:firstLine="709"/>
+        <w:contextualSpacing w:val="0"/>
         <w:rPr>
           <w:rFonts w:ascii="Times New Roman" w:hAnsi="Times New Roman" w:cs="Times New Roman"/>
           <w:szCs w:val="24"/>
@@ -3353,7 +4039,8 @@
           <w:numId w:val="25"/>
         </w:numPr>
         <w:spacing w:after="0" w:line="240" w:lineRule="auto"/>
-        <w:ind w:left="0" w:right="0" w:firstLine="284"/>
+        <w:ind w:left="426" w:right="0" w:firstLine="709"/>
+        <w:contextualSpacing w:val="0"/>
         <w:rPr>
           <w:rFonts w:ascii="Times New Roman" w:hAnsi="Times New Roman" w:cs="Times New Roman"/>
           <w:szCs w:val="24"/>
@@ -3375,7 +4062,8 @@
           <w:numId w:val="25"/>
         </w:numPr>
         <w:spacing w:after="0" w:line="240" w:lineRule="auto"/>
-        <w:ind w:left="0" w:right="0" w:firstLine="284"/>
+        <w:ind w:left="426" w:right="0" w:firstLine="709"/>
+        <w:contextualSpacing w:val="0"/>
         <w:rPr>
           <w:rFonts w:ascii="Times New Roman" w:hAnsi="Times New Roman" w:cs="Times New Roman"/>
           <w:szCs w:val="24"/>
@@ -3399,7 +4087,7 @@
     <w:p>
       <w:pPr>
         <w:spacing w:after="0" w:line="240" w:lineRule="auto"/>
-        <w:ind w:left="1154" w:right="0" w:firstLine="0"/>
+        <w:ind w:left="0" w:right="0" w:firstLine="709"/>
         <w:jc w:val="left"/>
         <w:rPr>
           <w:rFonts w:ascii="Times New Roman" w:hAnsi="Times New Roman" w:cs="Times New Roman"/>
@@ -3418,7 +4106,7 @@
       <w:pPr>
         <w:pStyle w:val="1"/>
         <w:spacing w:after="0" w:line="240" w:lineRule="auto"/>
-        <w:ind w:right="0"/>
+        <w:ind w:left="0" w:right="0" w:firstLine="709"/>
         <w:rPr>
           <w:rFonts w:ascii="Times New Roman" w:hAnsi="Times New Roman" w:cs="Times New Roman"/>
           <w:sz w:val="24"/>
@@ -3472,7 +4160,8 @@
       <w:pPr>
         <w:pStyle w:val="2"/>
         <w:spacing w:after="0" w:line="240" w:lineRule="auto"/>
-        <w:ind w:left="429"/>
+        <w:ind w:left="0" w:firstLine="709"/>
+        <w:jc w:val="both"/>
         <w:rPr>
           <w:rFonts w:ascii="Times New Roman" w:hAnsi="Times New Roman" w:cs="Times New Roman"/>
           <w:sz w:val="24"/>
@@ -3530,7 +4219,8 @@
           <w:numId w:val="26"/>
         </w:numPr>
         <w:spacing w:after="0" w:line="240" w:lineRule="auto"/>
-        <w:ind w:left="0" w:right="0" w:firstLine="284"/>
+        <w:ind w:left="426" w:right="0" w:firstLine="709"/>
+        <w:contextualSpacing w:val="0"/>
         <w:rPr>
           <w:rFonts w:ascii="Times New Roman" w:hAnsi="Times New Roman" w:cs="Times New Roman"/>
           <w:szCs w:val="24"/>
@@ -3552,7 +4242,8 @@
           <w:numId w:val="26"/>
         </w:numPr>
         <w:spacing w:after="0" w:line="240" w:lineRule="auto"/>
-        <w:ind w:left="0" w:right="0" w:firstLine="284"/>
+        <w:ind w:left="426" w:right="0" w:firstLine="709"/>
+        <w:contextualSpacing w:val="0"/>
         <w:rPr>
           <w:rFonts w:ascii="Times New Roman" w:hAnsi="Times New Roman" w:cs="Times New Roman"/>
           <w:szCs w:val="24"/>
@@ -3574,7 +4265,8 @@
           <w:numId w:val="26"/>
         </w:numPr>
         <w:spacing w:after="0" w:line="240" w:lineRule="auto"/>
-        <w:ind w:left="0" w:right="0" w:firstLine="284"/>
+        <w:ind w:left="426" w:right="0" w:firstLine="709"/>
+        <w:contextualSpacing w:val="0"/>
         <w:rPr>
           <w:rFonts w:ascii="Times New Roman" w:hAnsi="Times New Roman" w:cs="Times New Roman"/>
           <w:szCs w:val="24"/>
@@ -3606,7 +4298,8 @@
       <w:pPr>
         <w:pStyle w:val="2"/>
         <w:spacing w:after="0" w:line="240" w:lineRule="auto"/>
-        <w:ind w:left="429"/>
+        <w:ind w:left="426" w:firstLine="709"/>
+        <w:jc w:val="both"/>
         <w:rPr>
           <w:rFonts w:ascii="Times New Roman" w:hAnsi="Times New Roman" w:cs="Times New Roman"/>
           <w:sz w:val="24"/>
@@ -3664,7 +4357,8 @@
           <w:numId w:val="28"/>
         </w:numPr>
         <w:spacing w:after="0" w:line="240" w:lineRule="auto"/>
-        <w:ind w:left="0" w:right="0" w:firstLine="284"/>
+        <w:ind w:left="426" w:right="0" w:firstLine="709"/>
+        <w:contextualSpacing w:val="0"/>
         <w:rPr>
           <w:rFonts w:ascii="Times New Roman" w:hAnsi="Times New Roman" w:cs="Times New Roman"/>
           <w:szCs w:val="24"/>
@@ -3686,7 +4380,8 @@
           <w:numId w:val="28"/>
         </w:numPr>
         <w:spacing w:after="0" w:line="240" w:lineRule="auto"/>
-        <w:ind w:left="0" w:right="0" w:firstLine="284"/>
+        <w:ind w:left="426" w:right="0" w:firstLine="709"/>
+        <w:contextualSpacing w:val="0"/>
         <w:rPr>
           <w:rFonts w:ascii="Times New Roman" w:hAnsi="Times New Roman" w:cs="Times New Roman"/>
           <w:szCs w:val="24"/>
@@ -3718,7 +4413,8 @@
       <w:pPr>
         <w:pStyle w:val="2"/>
         <w:spacing w:after="0" w:line="240" w:lineRule="auto"/>
-        <w:ind w:left="429"/>
+        <w:ind w:left="0" w:firstLine="709"/>
+        <w:jc w:val="both"/>
         <w:rPr>
           <w:rFonts w:ascii="Times New Roman" w:hAnsi="Times New Roman" w:cs="Times New Roman"/>
           <w:sz w:val="24"/>
@@ -3772,7 +4468,8 @@
       <w:pPr>
         <w:pStyle w:val="4"/>
         <w:spacing w:after="0" w:line="240" w:lineRule="auto"/>
-        <w:ind w:left="478"/>
+        <w:ind w:left="0" w:firstLine="709"/>
+        <w:jc w:val="both"/>
         <w:rPr>
           <w:rFonts w:ascii="Times New Roman" w:hAnsi="Times New Roman" w:cs="Times New Roman"/>
           <w:sz w:val="24"/>
@@ -3826,7 +4523,7 @@
     <w:p>
       <w:pPr>
         <w:spacing w:after="0" w:line="240" w:lineRule="auto"/>
-        <w:ind w:left="7" w:right="0" w:firstLine="427"/>
+        <w:ind w:left="0" w:right="0" w:firstLine="709"/>
         <w:rPr>
           <w:rFonts w:ascii="Times New Roman" w:hAnsi="Times New Roman" w:cs="Times New Roman"/>
           <w:szCs w:val="24"/>
@@ -3848,18 +4545,35 @@
           <w:numId w:val="29"/>
         </w:numPr>
         <w:spacing w:after="0" w:line="240" w:lineRule="auto"/>
-        <w:ind w:left="0" w:right="0" w:firstLine="284"/>
-        <w:rPr>
-          <w:rFonts w:ascii="Times New Roman" w:hAnsi="Times New Roman" w:cs="Times New Roman"/>
-          <w:szCs w:val="24"/>
-        </w:rPr>
-      </w:pPr>
-      <w:r>
-        <w:rPr>
-          <w:rFonts w:ascii="Times New Roman" w:hAnsi="Times New Roman" w:cs="Times New Roman"/>
-          <w:szCs w:val="24"/>
-        </w:rPr>
-        <w:t>Визуальные элементы: Должен содержать спортивную символику (например, стилизованный атлет, щит или инвентарь, соответствующий профилю клуба).</w:t>
+        <w:ind w:left="426" w:right="0" w:firstLine="709"/>
+        <w:contextualSpacing w:val="0"/>
+        <w:rPr>
+          <w:rFonts w:ascii="Times New Roman" w:hAnsi="Times New Roman" w:cs="Times New Roman"/>
+          <w:szCs w:val="24"/>
+        </w:rPr>
+      </w:pPr>
+      <w:r>
+        <w:rPr>
+          <w:rFonts w:ascii="Times New Roman" w:hAnsi="Times New Roman" w:cs="Times New Roman"/>
+          <w:szCs w:val="24"/>
+        </w:rPr>
+        <w:t>Визуальные элементы</w:t>
+      </w:r>
+      <w:proofErr w:type="gramStart"/>
+      <w:r>
+        <w:rPr>
+          <w:rFonts w:ascii="Times New Roman" w:hAnsi="Times New Roman" w:cs="Times New Roman"/>
+          <w:szCs w:val="24"/>
+        </w:rPr>
+        <w:t>: Должен</w:t>
+      </w:r>
+      <w:proofErr w:type="gramEnd"/>
+      <w:r>
+        <w:rPr>
+          <w:rFonts w:ascii="Times New Roman" w:hAnsi="Times New Roman" w:cs="Times New Roman"/>
+          <w:szCs w:val="24"/>
+        </w:rPr>
+        <w:t xml:space="preserve"> содержать спортивную символику (например, стилизованный атлет, щит или инвентарь, соответствующий профилю клуба).</w:t>
       </w:r>
     </w:p>
     <w:p>
@@ -3870,7 +4584,8 @@
           <w:numId w:val="29"/>
         </w:numPr>
         <w:spacing w:after="0" w:line="240" w:lineRule="auto"/>
-        <w:ind w:left="0" w:right="0" w:firstLine="284"/>
+        <w:ind w:left="426" w:right="0" w:firstLine="709"/>
+        <w:contextualSpacing w:val="0"/>
         <w:rPr>
           <w:rFonts w:ascii="Times New Roman" w:hAnsi="Times New Roman" w:cs="Times New Roman"/>
           <w:szCs w:val="24"/>
@@ -3892,17 +4607,19 @@
           <w:numId w:val="29"/>
         </w:numPr>
         <w:spacing w:after="0" w:line="240" w:lineRule="auto"/>
-        <w:ind w:left="0" w:right="0" w:firstLine="284"/>
-        <w:rPr>
-          <w:rFonts w:ascii="Times New Roman" w:hAnsi="Times New Roman" w:cs="Times New Roman"/>
-          <w:szCs w:val="24"/>
-        </w:rPr>
-      </w:pPr>
-      <w:r>
-        <w:rPr>
-          <w:rFonts w:ascii="Times New Roman" w:hAnsi="Times New Roman" w:cs="Times New Roman"/>
-          <w:szCs w:val="24"/>
-        </w:rPr>
+        <w:ind w:left="426" w:right="0" w:firstLine="709"/>
+        <w:contextualSpacing w:val="0"/>
+        <w:rPr>
+          <w:rFonts w:ascii="Times New Roman" w:hAnsi="Times New Roman" w:cs="Times New Roman"/>
+          <w:szCs w:val="24"/>
+        </w:rPr>
+      </w:pPr>
+      <w:r>
+        <w:rPr>
+          <w:rFonts w:ascii="Times New Roman" w:hAnsi="Times New Roman" w:cs="Times New Roman"/>
+          <w:szCs w:val="24"/>
+        </w:rPr>
+        <w:lastRenderedPageBreak/>
         <w:t>Текстовая часть: Название клуба (крупным динамичным шрифтом) и дескриптор (например, «Сеть спортивных клубов» или «Твой путь к победе») мелким шрифтом под основным названием.</w:t>
       </w:r>
     </w:p>
@@ -3914,7 +4631,8 @@
           <w:numId w:val="29"/>
         </w:numPr>
         <w:spacing w:after="0" w:line="240" w:lineRule="auto"/>
-        <w:ind w:left="0" w:right="0" w:firstLine="284"/>
+        <w:ind w:left="426" w:right="0" w:firstLine="709"/>
+        <w:contextualSpacing w:val="0"/>
         <w:rPr>
           <w:rFonts w:ascii="Times New Roman" w:hAnsi="Times New Roman" w:cs="Times New Roman"/>
           <w:szCs w:val="24"/>
@@ -3939,7 +4657,8 @@
       <w:pPr>
         <w:pStyle w:val="4"/>
         <w:spacing w:after="0" w:line="240" w:lineRule="auto"/>
-        <w:ind w:left="478"/>
+        <w:ind w:left="0" w:firstLine="709"/>
+        <w:jc w:val="both"/>
         <w:rPr>
           <w:rFonts w:ascii="Times New Roman" w:hAnsi="Times New Roman" w:cs="Times New Roman"/>
           <w:sz w:val="24"/>
@@ -3993,7 +4712,7 @@
     <w:p>
       <w:pPr>
         <w:spacing w:after="0" w:line="240" w:lineRule="auto"/>
-        <w:ind w:right="0" w:firstLine="458"/>
+        <w:ind w:left="0" w:right="0" w:firstLine="709"/>
         <w:rPr>
           <w:rFonts w:ascii="Times New Roman" w:hAnsi="Times New Roman" w:cs="Times New Roman"/>
           <w:szCs w:val="24"/>
@@ -4015,7 +4734,8 @@
           <w:numId w:val="30"/>
         </w:numPr>
         <w:spacing w:after="0" w:line="240" w:lineRule="auto"/>
-        <w:ind w:left="0" w:right="0" w:firstLine="284"/>
+        <w:ind w:left="426" w:right="0" w:firstLine="709"/>
+        <w:contextualSpacing w:val="0"/>
         <w:rPr>
           <w:rFonts w:ascii="Times New Roman" w:hAnsi="Times New Roman" w:cs="Times New Roman"/>
           <w:szCs w:val="24"/>
@@ -4037,18 +4757,18 @@
           <w:numId w:val="30"/>
         </w:numPr>
         <w:spacing w:after="0" w:line="240" w:lineRule="auto"/>
-        <w:ind w:left="0" w:right="0" w:firstLine="284"/>
-        <w:rPr>
-          <w:rFonts w:ascii="Times New Roman" w:hAnsi="Times New Roman" w:cs="Times New Roman"/>
-          <w:szCs w:val="24"/>
-        </w:rPr>
-      </w:pPr>
-      <w:r>
-        <w:rPr>
-          <w:rFonts w:ascii="Times New Roman" w:hAnsi="Times New Roman" w:cs="Times New Roman"/>
-          <w:szCs w:val="24"/>
-        </w:rPr>
-        <w:lastRenderedPageBreak/>
+        <w:ind w:left="426" w:right="0" w:firstLine="709"/>
+        <w:contextualSpacing w:val="0"/>
+        <w:rPr>
+          <w:rFonts w:ascii="Times New Roman" w:hAnsi="Times New Roman" w:cs="Times New Roman"/>
+          <w:szCs w:val="24"/>
+        </w:rPr>
+      </w:pPr>
+      <w:r>
+        <w:rPr>
+          <w:rFonts w:ascii="Times New Roman" w:hAnsi="Times New Roman" w:cs="Times New Roman"/>
+          <w:szCs w:val="24"/>
+        </w:rPr>
         <w:t>Контактный телефон с кнопкой «Заказать звонок».</w:t>
       </w:r>
     </w:p>
@@ -4060,7 +4780,8 @@
           <w:numId w:val="30"/>
         </w:numPr>
         <w:spacing w:after="0" w:line="240" w:lineRule="auto"/>
-        <w:ind w:left="0" w:right="0" w:firstLine="284"/>
+        <w:ind w:left="426" w:right="0" w:firstLine="709"/>
+        <w:contextualSpacing w:val="0"/>
         <w:rPr>
           <w:rFonts w:ascii="Times New Roman" w:hAnsi="Times New Roman" w:cs="Times New Roman"/>
           <w:szCs w:val="24"/>
@@ -4078,7 +4799,8 @@
       <w:pPr>
         <w:pStyle w:val="4"/>
         <w:spacing w:after="0" w:line="240" w:lineRule="auto"/>
-        <w:ind w:left="478"/>
+        <w:ind w:left="0" w:firstLine="709"/>
+        <w:jc w:val="both"/>
         <w:rPr>
           <w:rFonts w:ascii="Times New Roman" w:hAnsi="Times New Roman" w:cs="Times New Roman"/>
           <w:sz w:val="24"/>
@@ -4137,7 +4859,8 @@
           <w:numId w:val="31"/>
         </w:numPr>
         <w:spacing w:after="0" w:line="240" w:lineRule="auto"/>
-        <w:ind w:left="0" w:right="0" w:firstLine="284"/>
+        <w:ind w:left="426" w:right="0" w:firstLine="709"/>
+        <w:contextualSpacing w:val="0"/>
         <w:rPr>
           <w:rFonts w:ascii="Times New Roman" w:hAnsi="Times New Roman" w:cs="Times New Roman"/>
           <w:szCs w:val="24"/>
@@ -4159,7 +4882,8 @@
           <w:numId w:val="31"/>
         </w:numPr>
         <w:spacing w:after="0" w:line="240" w:lineRule="auto"/>
-        <w:ind w:left="0" w:right="0" w:firstLine="284"/>
+        <w:ind w:left="426" w:right="0" w:firstLine="709"/>
+        <w:contextualSpacing w:val="0"/>
         <w:rPr>
           <w:rFonts w:ascii="Times New Roman" w:hAnsi="Times New Roman" w:cs="Times New Roman"/>
           <w:szCs w:val="24"/>
@@ -4181,7 +4905,8 @@
           <w:numId w:val="31"/>
         </w:numPr>
         <w:spacing w:after="0" w:line="240" w:lineRule="auto"/>
-        <w:ind w:left="0" w:right="0" w:firstLine="284"/>
+        <w:ind w:left="426" w:right="0" w:firstLine="709"/>
+        <w:contextualSpacing w:val="0"/>
         <w:rPr>
           <w:rFonts w:ascii="Times New Roman" w:hAnsi="Times New Roman" w:cs="Times New Roman"/>
           <w:szCs w:val="24"/>
@@ -4206,7 +4931,8 @@
       <w:pPr>
         <w:pStyle w:val="4"/>
         <w:spacing w:after="0" w:line="240" w:lineRule="auto"/>
-        <w:ind w:left="478"/>
+        <w:ind w:left="0" w:firstLine="709"/>
+        <w:jc w:val="both"/>
         <w:rPr>
           <w:rFonts w:ascii="Times New Roman" w:hAnsi="Times New Roman" w:cs="Times New Roman"/>
           <w:sz w:val="24"/>
@@ -4260,7 +4986,7 @@
     <w:p>
       <w:pPr>
         <w:spacing w:after="0" w:line="240" w:lineRule="auto"/>
-        <w:ind w:right="0" w:firstLine="458"/>
+        <w:ind w:left="0" w:right="0" w:firstLine="709"/>
         <w:rPr>
           <w:rFonts w:ascii="Times New Roman" w:hAnsi="Times New Roman" w:cs="Times New Roman"/>
           <w:szCs w:val="24"/>
@@ -4282,7 +5008,8 @@
           <w:numId w:val="32"/>
         </w:numPr>
         <w:spacing w:after="0" w:line="240" w:lineRule="auto"/>
-        <w:ind w:left="0" w:right="0" w:firstLine="284"/>
+        <w:ind w:left="426" w:right="0" w:firstLine="709"/>
+        <w:contextualSpacing w:val="0"/>
         <w:rPr>
           <w:rFonts w:ascii="Times New Roman" w:hAnsi="Times New Roman" w:cs="Times New Roman"/>
           <w:szCs w:val="24"/>
@@ -4304,7 +5031,8 @@
           <w:numId w:val="32"/>
         </w:numPr>
         <w:spacing w:after="0" w:line="240" w:lineRule="auto"/>
-        <w:ind w:left="0" w:right="0" w:firstLine="284"/>
+        <w:ind w:left="426" w:right="0" w:firstLine="709"/>
+        <w:contextualSpacing w:val="0"/>
         <w:rPr>
           <w:rFonts w:ascii="Times New Roman" w:hAnsi="Times New Roman" w:cs="Times New Roman"/>
           <w:szCs w:val="24"/>
@@ -4326,7 +5054,8 @@
           <w:numId w:val="32"/>
         </w:numPr>
         <w:spacing w:after="0" w:line="240" w:lineRule="auto"/>
-        <w:ind w:left="0" w:right="0" w:firstLine="284"/>
+        <w:ind w:left="426" w:right="0" w:firstLine="709"/>
+        <w:contextualSpacing w:val="0"/>
         <w:rPr>
           <w:rFonts w:ascii="Times New Roman" w:hAnsi="Times New Roman" w:cs="Times New Roman"/>
           <w:szCs w:val="24"/>
@@ -4351,7 +5080,8 @@
       <w:pPr>
         <w:pStyle w:val="4"/>
         <w:spacing w:after="0" w:line="240" w:lineRule="auto"/>
-        <w:ind w:left="478"/>
+        <w:ind w:left="0" w:firstLine="709"/>
+        <w:jc w:val="both"/>
         <w:rPr>
           <w:rFonts w:ascii="Times New Roman" w:hAnsi="Times New Roman" w:cs="Times New Roman"/>
           <w:sz w:val="24"/>
@@ -4405,7 +5135,7 @@
     <w:p>
       <w:pPr>
         <w:spacing w:after="0" w:line="240" w:lineRule="auto"/>
-        <w:ind w:right="0" w:firstLine="458"/>
+        <w:ind w:left="0" w:right="0" w:firstLine="709"/>
         <w:rPr>
           <w:rFonts w:ascii="Times New Roman" w:hAnsi="Times New Roman" w:cs="Times New Roman"/>
           <w:szCs w:val="24"/>
@@ -4427,7 +5157,8 @@
           <w:numId w:val="33"/>
         </w:numPr>
         <w:spacing w:after="0" w:line="240" w:lineRule="auto"/>
-        <w:ind w:left="0" w:right="0" w:firstLine="284"/>
+        <w:ind w:left="426" w:right="0" w:firstLine="709"/>
+        <w:contextualSpacing w:val="0"/>
         <w:rPr>
           <w:rFonts w:ascii="Times New Roman" w:hAnsi="Times New Roman" w:cs="Times New Roman"/>
           <w:szCs w:val="24"/>
@@ -4449,7 +5180,8 @@
           <w:numId w:val="33"/>
         </w:numPr>
         <w:spacing w:after="0" w:line="240" w:lineRule="auto"/>
-        <w:ind w:left="0" w:right="0" w:firstLine="284"/>
+        <w:ind w:left="426" w:right="0" w:firstLine="709"/>
+        <w:contextualSpacing w:val="0"/>
         <w:rPr>
           <w:rFonts w:ascii="Times New Roman" w:hAnsi="Times New Roman" w:cs="Times New Roman"/>
           <w:szCs w:val="24"/>
@@ -4471,7 +5203,8 @@
           <w:numId w:val="33"/>
         </w:numPr>
         <w:spacing w:after="0" w:line="240" w:lineRule="auto"/>
-        <w:ind w:left="0" w:right="0" w:firstLine="284"/>
+        <w:ind w:left="426" w:right="0" w:firstLine="709"/>
+        <w:contextualSpacing w:val="0"/>
         <w:rPr>
           <w:rFonts w:ascii="Times New Roman" w:hAnsi="Times New Roman" w:cs="Times New Roman"/>
           <w:szCs w:val="24"/>
@@ -4496,7 +5229,8 @@
       <w:pPr>
         <w:pStyle w:val="4"/>
         <w:spacing w:after="0" w:line="240" w:lineRule="auto"/>
-        <w:ind w:left="478"/>
+        <w:ind w:left="0" w:firstLine="709"/>
+        <w:jc w:val="both"/>
         <w:rPr>
           <w:rFonts w:ascii="Times New Roman" w:hAnsi="Times New Roman" w:cs="Times New Roman"/>
           <w:sz w:val="24"/>
@@ -4550,7 +5284,7 @@
     <w:p>
       <w:pPr>
         <w:spacing w:after="0" w:line="240" w:lineRule="auto"/>
-        <w:ind w:right="0" w:firstLine="458"/>
+        <w:ind w:left="0" w:right="0" w:firstLine="709"/>
         <w:rPr>
           <w:rFonts w:ascii="Times New Roman" w:hAnsi="Times New Roman" w:cs="Times New Roman"/>
           <w:szCs w:val="24"/>
@@ -4572,7 +5306,8 @@
           <w:numId w:val="34"/>
         </w:numPr>
         <w:spacing w:after="0" w:line="240" w:lineRule="auto"/>
-        <w:ind w:left="0" w:right="0" w:firstLine="284"/>
+        <w:ind w:left="426" w:right="0" w:firstLine="709"/>
+        <w:contextualSpacing w:val="0"/>
         <w:rPr>
           <w:rFonts w:ascii="Times New Roman" w:hAnsi="Times New Roman" w:cs="Times New Roman"/>
           <w:szCs w:val="24"/>
@@ -4594,7 +5329,8 @@
           <w:numId w:val="34"/>
         </w:numPr>
         <w:spacing w:after="0" w:line="240" w:lineRule="auto"/>
-        <w:ind w:left="0" w:right="0" w:firstLine="284"/>
+        <w:ind w:left="426" w:right="0" w:firstLine="709"/>
+        <w:contextualSpacing w:val="0"/>
         <w:rPr>
           <w:rFonts w:ascii="Times New Roman" w:hAnsi="Times New Roman" w:cs="Times New Roman"/>
           <w:szCs w:val="24"/>
@@ -4616,7 +5352,8 @@
           <w:numId w:val="34"/>
         </w:numPr>
         <w:spacing w:after="0" w:line="240" w:lineRule="auto"/>
-        <w:ind w:left="0" w:right="0" w:firstLine="284"/>
+        <w:ind w:left="426" w:right="0" w:firstLine="709"/>
+        <w:contextualSpacing w:val="0"/>
         <w:rPr>
           <w:rFonts w:ascii="Times New Roman" w:hAnsi="Times New Roman" w:cs="Times New Roman"/>
           <w:szCs w:val="24"/>
@@ -4638,7 +5375,8 @@
           <w:numId w:val="34"/>
         </w:numPr>
         <w:spacing w:after="0" w:line="240" w:lineRule="auto"/>
-        <w:ind w:left="0" w:right="0" w:firstLine="284"/>
+        <w:ind w:left="426" w:right="0" w:firstLine="709"/>
+        <w:contextualSpacing w:val="0"/>
         <w:rPr>
           <w:rFonts w:ascii="Times New Roman" w:hAnsi="Times New Roman" w:cs="Times New Roman"/>
           <w:szCs w:val="24"/>
@@ -4662,7 +5400,7 @@
     <w:p>
       <w:pPr>
         <w:spacing w:after="0" w:line="240" w:lineRule="auto"/>
-        <w:ind w:left="434" w:right="0" w:firstLine="0"/>
+        <w:ind w:left="426" w:right="0" w:firstLine="709"/>
         <w:jc w:val="left"/>
         <w:rPr>
           <w:rFonts w:ascii="Times New Roman" w:hAnsi="Times New Roman" w:cs="Times New Roman"/>
@@ -4681,7 +5419,7 @@
       <w:pPr>
         <w:pStyle w:val="1"/>
         <w:spacing w:after="0" w:line="240" w:lineRule="auto"/>
-        <w:ind w:right="0"/>
+        <w:ind w:left="0" w:right="0" w:firstLine="709"/>
         <w:rPr>
           <w:rFonts w:ascii="Times New Roman" w:hAnsi="Times New Roman" w:cs="Times New Roman"/>
           <w:sz w:val="24"/>
@@ -4719,7 +5457,8 @@
       <w:pPr>
         <w:pStyle w:val="2"/>
         <w:spacing w:after="0" w:line="240" w:lineRule="auto"/>
-        <w:ind w:left="429"/>
+        <w:ind w:left="0" w:firstLine="709"/>
+        <w:jc w:val="both"/>
         <w:rPr>
           <w:rFonts w:ascii="Times New Roman" w:hAnsi="Times New Roman" w:cs="Times New Roman"/>
           <w:sz w:val="24"/>
@@ -4756,7 +5495,7 @@
     <w:p>
       <w:pPr>
         <w:spacing w:after="0" w:line="240" w:lineRule="auto"/>
-        <w:ind w:left="17" w:right="0" w:firstLine="402"/>
+        <w:ind w:left="0" w:right="0" w:firstLine="709"/>
         <w:rPr>
           <w:rFonts w:ascii="Times New Roman" w:hAnsi="Times New Roman" w:cs="Times New Roman"/>
           <w:szCs w:val="24"/>
@@ -4778,18 +5517,35 @@
           <w:numId w:val="41"/>
         </w:numPr>
         <w:spacing w:after="0" w:line="240" w:lineRule="auto"/>
-        <w:ind w:left="0" w:right="0" w:firstLine="284"/>
-        <w:rPr>
-          <w:rFonts w:ascii="Times New Roman" w:hAnsi="Times New Roman" w:cs="Times New Roman"/>
-          <w:szCs w:val="24"/>
-        </w:rPr>
-      </w:pPr>
-      <w:r>
-        <w:rPr>
-          <w:rFonts w:ascii="Times New Roman" w:hAnsi="Times New Roman" w:cs="Times New Roman"/>
-          <w:szCs w:val="24"/>
-        </w:rPr>
-        <w:t>Hero-секция: Большое качественное фото зала или тренировки, УТП (уникальное торговое предложение) и кнопка «Записаться».</w:t>
+        <w:ind w:left="426" w:right="0" w:firstLine="709"/>
+        <w:contextualSpacing w:val="0"/>
+        <w:rPr>
+          <w:rFonts w:ascii="Times New Roman" w:hAnsi="Times New Roman" w:cs="Times New Roman"/>
+          <w:szCs w:val="24"/>
+        </w:rPr>
+      </w:pPr>
+      <w:r>
+        <w:rPr>
+          <w:rFonts w:ascii="Times New Roman" w:hAnsi="Times New Roman" w:cs="Times New Roman"/>
+          <w:szCs w:val="24"/>
+        </w:rPr>
+        <w:t xml:space="preserve">Hero-секция: Большое качественное </w:t>
+      </w:r>
+      <w:proofErr w:type="gramStart"/>
+      <w:r>
+        <w:rPr>
+          <w:rFonts w:ascii="Times New Roman" w:hAnsi="Times New Roman" w:cs="Times New Roman"/>
+          <w:szCs w:val="24"/>
+        </w:rPr>
+        <w:t>фото зала</w:t>
+      </w:r>
+      <w:proofErr w:type="gramEnd"/>
+      <w:r>
+        <w:rPr>
+          <w:rFonts w:ascii="Times New Roman" w:hAnsi="Times New Roman" w:cs="Times New Roman"/>
+          <w:szCs w:val="24"/>
+        </w:rPr>
+        <w:t xml:space="preserve"> или тренировки, УТП (уникальное торговое предложение) и кнопка «Записаться».</w:t>
       </w:r>
     </w:p>
     <w:p>
@@ -4800,7 +5556,8 @@
           <w:numId w:val="41"/>
         </w:numPr>
         <w:spacing w:after="0" w:line="240" w:lineRule="auto"/>
-        <w:ind w:left="0" w:right="0" w:firstLine="284"/>
+        <w:ind w:left="426" w:right="0" w:firstLine="709"/>
+        <w:contextualSpacing w:val="0"/>
         <w:rPr>
           <w:rFonts w:ascii="Times New Roman" w:hAnsi="Times New Roman" w:cs="Times New Roman"/>
           <w:szCs w:val="24"/>
@@ -4822,7 +5579,8 @@
           <w:numId w:val="41"/>
         </w:numPr>
         <w:spacing w:after="0" w:line="240" w:lineRule="auto"/>
-        <w:ind w:left="0" w:right="0" w:firstLine="284"/>
+        <w:ind w:left="426" w:right="0" w:firstLine="709"/>
+        <w:contextualSpacing w:val="0"/>
         <w:rPr>
           <w:rFonts w:ascii="Times New Roman" w:hAnsi="Times New Roman" w:cs="Times New Roman"/>
           <w:szCs w:val="24"/>
@@ -4844,7 +5602,8 @@
           <w:numId w:val="41"/>
         </w:numPr>
         <w:spacing w:after="0" w:line="240" w:lineRule="auto"/>
-        <w:ind w:left="0" w:right="0" w:firstLine="284"/>
+        <w:ind w:left="426" w:right="0" w:firstLine="709"/>
+        <w:contextualSpacing w:val="0"/>
         <w:rPr>
           <w:rFonts w:ascii="Times New Roman" w:hAnsi="Times New Roman" w:cs="Times New Roman"/>
           <w:szCs w:val="24"/>
@@ -4866,7 +5625,8 @@
           <w:numId w:val="41"/>
         </w:numPr>
         <w:spacing w:after="0" w:line="240" w:lineRule="auto"/>
-        <w:ind w:left="0" w:right="0" w:firstLine="284"/>
+        <w:ind w:left="426" w:right="0" w:firstLine="709"/>
+        <w:contextualSpacing w:val="0"/>
         <w:rPr>
           <w:rFonts w:ascii="Times New Roman" w:hAnsi="Times New Roman" w:cs="Times New Roman"/>
           <w:szCs w:val="24"/>
@@ -4884,7 +5644,8 @@
       <w:pPr>
         <w:pStyle w:val="2"/>
         <w:spacing w:after="0" w:line="240" w:lineRule="auto"/>
-        <w:ind w:left="429"/>
+        <w:ind w:left="426" w:firstLine="709"/>
+        <w:jc w:val="both"/>
         <w:rPr>
           <w:rFonts w:ascii="Times New Roman" w:hAnsi="Times New Roman" w:cs="Times New Roman"/>
           <w:sz w:val="24"/>
@@ -4950,7 +5711,8 @@
           <w:numId w:val="42"/>
         </w:numPr>
         <w:spacing w:after="0" w:line="240" w:lineRule="auto"/>
-        <w:ind w:left="0" w:right="0" w:firstLine="284"/>
+        <w:ind w:left="426" w:right="0" w:firstLine="709"/>
+        <w:contextualSpacing w:val="0"/>
         <w:rPr>
           <w:rFonts w:ascii="Times New Roman" w:hAnsi="Times New Roman" w:cs="Times New Roman"/>
           <w:szCs w:val="24"/>
@@ -4972,7 +5734,8 @@
           <w:numId w:val="42"/>
         </w:numPr>
         <w:spacing w:after="0" w:line="240" w:lineRule="auto"/>
-        <w:ind w:left="0" w:right="0" w:firstLine="284"/>
+        <w:ind w:left="426" w:right="0" w:firstLine="709"/>
+        <w:contextualSpacing w:val="0"/>
         <w:rPr>
           <w:rFonts w:ascii="Times New Roman" w:hAnsi="Times New Roman" w:cs="Times New Roman"/>
           <w:szCs w:val="24"/>
@@ -4990,7 +5753,8 @@
       <w:pPr>
         <w:pStyle w:val="2"/>
         <w:spacing w:after="0" w:line="240" w:lineRule="auto"/>
-        <w:ind w:left="429"/>
+        <w:ind w:left="0" w:firstLine="709"/>
+        <w:jc w:val="both"/>
         <w:rPr>
           <w:rFonts w:ascii="Times New Roman" w:hAnsi="Times New Roman" w:cs="Times New Roman"/>
           <w:sz w:val="24"/>
@@ -5056,7 +5820,8 @@
           <w:numId w:val="43"/>
         </w:numPr>
         <w:spacing w:after="0" w:line="240" w:lineRule="auto"/>
-        <w:ind w:left="0" w:right="0" w:firstLine="284"/>
+        <w:ind w:left="0" w:right="0" w:firstLine="709"/>
+        <w:contextualSpacing w:val="0"/>
         <w:rPr>
           <w:rFonts w:ascii="Times New Roman" w:hAnsi="Times New Roman" w:cs="Times New Roman"/>
           <w:szCs w:val="24"/>
@@ -5078,17 +5843,19 @@
           <w:numId w:val="43"/>
         </w:numPr>
         <w:spacing w:after="0" w:line="240" w:lineRule="auto"/>
-        <w:ind w:left="0" w:right="0" w:firstLine="284"/>
-        <w:rPr>
-          <w:rFonts w:ascii="Times New Roman" w:hAnsi="Times New Roman" w:cs="Times New Roman"/>
-          <w:szCs w:val="24"/>
-        </w:rPr>
-      </w:pPr>
-      <w:r>
-        <w:rPr>
-          <w:rFonts w:ascii="Times New Roman" w:hAnsi="Times New Roman" w:cs="Times New Roman"/>
-          <w:szCs w:val="24"/>
-        </w:rPr>
+        <w:ind w:left="0" w:right="0" w:firstLine="709"/>
+        <w:contextualSpacing w:val="0"/>
+        <w:rPr>
+          <w:rFonts w:ascii="Times New Roman" w:hAnsi="Times New Roman" w:cs="Times New Roman"/>
+          <w:szCs w:val="24"/>
+        </w:rPr>
+      </w:pPr>
+      <w:r>
+        <w:rPr>
+          <w:rFonts w:ascii="Times New Roman" w:hAnsi="Times New Roman" w:cs="Times New Roman"/>
+          <w:szCs w:val="24"/>
+        </w:rPr>
+        <w:lastRenderedPageBreak/>
         <w:t>Фильтрация: Возможность выбрать конкретный зал, тренера или вид тренировки.</w:t>
       </w:r>
     </w:p>
@@ -5100,7 +5867,8 @@
           <w:numId w:val="43"/>
         </w:numPr>
         <w:spacing w:after="0" w:line="240" w:lineRule="auto"/>
-        <w:ind w:left="0" w:right="0" w:firstLine="284"/>
+        <w:ind w:left="0" w:right="0" w:firstLine="709"/>
+        <w:contextualSpacing w:val="0"/>
         <w:rPr>
           <w:rFonts w:ascii="Times New Roman" w:hAnsi="Times New Roman" w:cs="Times New Roman"/>
           <w:szCs w:val="24"/>
@@ -5125,7 +5893,8 @@
       <w:pPr>
         <w:pStyle w:val="2"/>
         <w:spacing w:after="0" w:line="240" w:lineRule="auto"/>
-        <w:ind w:left="429"/>
+        <w:ind w:left="0" w:firstLine="709"/>
+        <w:jc w:val="both"/>
         <w:rPr>
           <w:rFonts w:ascii="Times New Roman" w:hAnsi="Times New Roman" w:cs="Times New Roman"/>
           <w:sz w:val="24"/>
@@ -5199,7 +5968,8 @@
           <w:numId w:val="44"/>
         </w:numPr>
         <w:spacing w:after="0" w:line="240" w:lineRule="auto"/>
-        <w:ind w:left="0" w:right="0" w:firstLine="284"/>
+        <w:ind w:left="0" w:right="0" w:firstLine="709"/>
+        <w:contextualSpacing w:val="0"/>
         <w:rPr>
           <w:rFonts w:ascii="Times New Roman" w:hAnsi="Times New Roman" w:cs="Times New Roman"/>
           <w:szCs w:val="24"/>
@@ -5221,7 +5991,8 @@
           <w:numId w:val="44"/>
         </w:numPr>
         <w:spacing w:after="0" w:line="240" w:lineRule="auto"/>
-        <w:ind w:left="0" w:right="0" w:firstLine="284"/>
+        <w:ind w:left="0" w:right="0" w:firstLine="709"/>
+        <w:contextualSpacing w:val="0"/>
         <w:rPr>
           <w:rFonts w:ascii="Times New Roman" w:hAnsi="Times New Roman" w:cs="Times New Roman"/>
           <w:szCs w:val="24"/>
@@ -5243,7 +6014,8 @@
           <w:numId w:val="44"/>
         </w:numPr>
         <w:spacing w:after="0" w:line="240" w:lineRule="auto"/>
-        <w:ind w:left="0" w:right="0" w:firstLine="284"/>
+        <w:ind w:left="0" w:right="0" w:firstLine="709"/>
+        <w:contextualSpacing w:val="0"/>
         <w:rPr>
           <w:rFonts w:ascii="Times New Roman" w:hAnsi="Times New Roman" w:cs="Times New Roman"/>
           <w:szCs w:val="24"/>
@@ -5268,7 +6040,8 @@
       <w:pPr>
         <w:pStyle w:val="2"/>
         <w:spacing w:after="0" w:line="240" w:lineRule="auto"/>
-        <w:ind w:left="429"/>
+        <w:ind w:left="0" w:firstLine="709"/>
+        <w:jc w:val="both"/>
         <w:rPr>
           <w:rFonts w:ascii="Times New Roman" w:hAnsi="Times New Roman" w:cs="Times New Roman"/>
           <w:sz w:val="24"/>
@@ -5351,7 +6124,8 @@
           <w:numId w:val="45"/>
         </w:numPr>
         <w:spacing w:after="0" w:line="240" w:lineRule="auto"/>
-        <w:ind w:left="0" w:right="0" w:firstLine="284"/>
+        <w:ind w:left="426" w:right="0" w:firstLine="709"/>
+        <w:contextualSpacing w:val="0"/>
         <w:rPr>
           <w:rFonts w:ascii="Times New Roman" w:hAnsi="Times New Roman" w:cs="Times New Roman"/>
           <w:szCs w:val="24"/>
@@ -5373,7 +6147,8 @@
           <w:numId w:val="45"/>
         </w:numPr>
         <w:spacing w:after="0" w:line="240" w:lineRule="auto"/>
-        <w:ind w:left="0" w:right="0" w:firstLine="284"/>
+        <w:ind w:left="426" w:right="0" w:firstLine="709"/>
+        <w:contextualSpacing w:val="0"/>
         <w:rPr>
           <w:rFonts w:ascii="Times New Roman" w:hAnsi="Times New Roman" w:cs="Times New Roman"/>
           <w:szCs w:val="24"/>
@@ -5395,7 +6170,8 @@
           <w:numId w:val="45"/>
         </w:numPr>
         <w:spacing w:after="0" w:line="240" w:lineRule="auto"/>
-        <w:ind w:left="0" w:right="0" w:firstLine="284"/>
+        <w:ind w:left="426" w:right="0" w:firstLine="709"/>
+        <w:contextualSpacing w:val="0"/>
         <w:rPr>
           <w:rFonts w:ascii="Times New Roman" w:hAnsi="Times New Roman" w:cs="Times New Roman"/>
           <w:szCs w:val="24"/>
@@ -5420,6 +6196,8 @@
       <w:pPr>
         <w:pStyle w:val="2"/>
         <w:spacing w:after="0" w:line="240" w:lineRule="auto"/>
+        <w:ind w:left="0" w:firstLine="709"/>
+        <w:jc w:val="both"/>
         <w:rPr>
           <w:rFonts w:ascii="Times New Roman" w:hAnsi="Times New Roman" w:cs="Times New Roman"/>
           <w:sz w:val="24"/>
@@ -5433,7 +6211,6 @@
           <w:sz w:val="24"/>
           <w:szCs w:val="24"/>
         </w:rPr>
-        <w:lastRenderedPageBreak/>
         <w:t>4</w:t>
       </w:r>
       <w:r>
@@ -5494,7 +6271,8 @@
           <w:numId w:val="46"/>
         </w:numPr>
         <w:spacing w:after="0" w:line="240" w:lineRule="auto"/>
-        <w:ind w:left="0" w:right="0" w:firstLine="284"/>
+        <w:ind w:left="426" w:right="0" w:firstLine="709"/>
+        <w:contextualSpacing w:val="0"/>
         <w:rPr>
           <w:rFonts w:ascii="Times New Roman" w:hAnsi="Times New Roman" w:cs="Times New Roman"/>
           <w:szCs w:val="24"/>
@@ -5516,7 +6294,8 @@
           <w:numId w:val="46"/>
         </w:numPr>
         <w:spacing w:after="0" w:line="240" w:lineRule="auto"/>
-        <w:ind w:left="0" w:right="0" w:firstLine="284"/>
+        <w:ind w:left="426" w:right="0" w:firstLine="709"/>
+        <w:contextualSpacing w:val="0"/>
         <w:rPr>
           <w:rFonts w:ascii="Times New Roman" w:hAnsi="Times New Roman" w:cs="Times New Roman"/>
           <w:szCs w:val="24"/>
@@ -5534,6 +6313,8 @@
       <w:pPr>
         <w:pStyle w:val="2"/>
         <w:spacing w:after="0" w:line="240" w:lineRule="auto"/>
+        <w:ind w:left="426" w:firstLine="709"/>
+        <w:jc w:val="both"/>
         <w:rPr>
           <w:rFonts w:ascii="Times New Roman" w:hAnsi="Times New Roman" w:cs="Times New Roman"/>
           <w:sz w:val="24"/>
@@ -5591,7 +6372,8 @@
           <w:numId w:val="40"/>
         </w:numPr>
         <w:spacing w:after="0" w:line="240" w:lineRule="auto"/>
-        <w:ind w:left="0" w:right="0" w:firstLine="284"/>
+        <w:ind w:left="426" w:right="0" w:firstLine="709"/>
+        <w:contextualSpacing w:val="0"/>
         <w:rPr>
           <w:rFonts w:ascii="Times New Roman" w:hAnsi="Times New Roman" w:cs="Times New Roman"/>
           <w:szCs w:val="24"/>
@@ -5613,7 +6395,8 @@
           <w:numId w:val="40"/>
         </w:numPr>
         <w:spacing w:after="0" w:line="240" w:lineRule="auto"/>
-        <w:ind w:left="0" w:right="0" w:firstLine="284"/>
+        <w:ind w:left="426" w:right="0" w:firstLine="709"/>
+        <w:contextualSpacing w:val="0"/>
         <w:rPr>
           <w:rFonts w:ascii="Times New Roman" w:hAnsi="Times New Roman" w:cs="Times New Roman"/>
           <w:szCs w:val="24"/>
@@ -5635,7 +6418,8 @@
           <w:numId w:val="40"/>
         </w:numPr>
         <w:spacing w:after="0" w:line="240" w:lineRule="auto"/>
-        <w:ind w:left="0" w:right="0" w:firstLine="284"/>
+        <w:ind w:left="426" w:right="0" w:firstLine="709"/>
+        <w:contextualSpacing w:val="0"/>
         <w:rPr>
           <w:rFonts w:ascii="Times New Roman" w:hAnsi="Times New Roman" w:cs="Times New Roman"/>
           <w:szCs w:val="24"/>
@@ -5654,7 +6438,7 @@
       <w:footerReference w:type="default" r:id="rId8"/>
       <w:footerReference w:type="first" r:id="rId9"/>
       <w:pgSz w:w="11906" w:h="16838"/>
-      <w:pgMar w:top="285" w:right="566" w:bottom="1135" w:left="1134" w:header="720" w:footer="439" w:gutter="0"/>
+      <w:pgMar w:top="1134" w:right="567" w:bottom="1134" w:left="1701" w:header="720" w:footer="437" w:gutter="0"/>
       <w:cols w:space="720"/>
     </w:sectPr>
   </w:body>
@@ -5745,11 +6529,27 @@
       <w:tab/>
     </w:r>
     <w:r>
-      <w:t xml:space="preserve">________________/Матюков С.С./ </w:t>
+      <w:t xml:space="preserve">________________/Матюков </w:t>
+    </w:r>
+    <w:proofErr w:type="gramStart"/>
+    <w:r>
+      <w:t>С.С.</w:t>
+    </w:r>
+    <w:proofErr w:type="gramEnd"/>
+    <w:r>
+      <w:t xml:space="preserve">/ </w:t>
     </w:r>
     <w:r>
       <w:tab/>
-      <w:t xml:space="preserve">_________________/Артемьева Е.М./ </w:t>
+      <w:t xml:space="preserve">_________________/Артемьева </w:t>
+    </w:r>
+    <w:proofErr w:type="gramStart"/>
+    <w:r>
+      <w:t>Е.М.</w:t>
+    </w:r>
+    <w:proofErr w:type="gramEnd"/>
+    <w:r>
+      <w:t xml:space="preserve">/ </w:t>
     </w:r>
   </w:p>
   <w:p>
@@ -5905,14 +6705,6 @@
         <w:szCs w:val="20"/>
       </w:rPr>
       <w:t xml:space="preserve">.И./ </w:t>
-    </w:r>
-    <w:r>
-      <w:rPr>
-        <w:rFonts w:ascii="Times New Roman" w:hAnsi="Times New Roman" w:cs="Times New Roman"/>
-        <w:sz w:val="20"/>
-        <w:szCs w:val="20"/>
-      </w:rPr>
-      <w:tab/>
     </w:r>
     <w:r>
       <w:rPr>
@@ -6041,11 +6833,27 @@
       <w:tab/>
     </w:r>
     <w:r>
-      <w:t xml:space="preserve">________________/Матюков С.С./ </w:t>
+      <w:t xml:space="preserve">________________/Матюков </w:t>
+    </w:r>
+    <w:proofErr w:type="gramStart"/>
+    <w:r>
+      <w:t>С.С.</w:t>
+    </w:r>
+    <w:proofErr w:type="gramEnd"/>
+    <w:r>
+      <w:t xml:space="preserve">/ </w:t>
     </w:r>
     <w:r>
       <w:tab/>
-      <w:t xml:space="preserve">_________________/Артемьева Е.М./ </w:t>
+      <w:t xml:space="preserve">_________________/Артемьева </w:t>
+    </w:r>
+    <w:proofErr w:type="gramStart"/>
+    <w:r>
+      <w:t>Е.М.</w:t>
+    </w:r>
+    <w:proofErr w:type="gramEnd"/>
+    <w:r>
+      <w:t xml:space="preserve">/ </w:t>
     </w:r>
   </w:p>
   <w:p>
